--- a/IDM BUILD_9/Help/Help.docx
+++ b/IDM BUILD_9/Help/Help.docx
@@ -1,6 +1,6 @@
 
 <file path=word/document.xml><?xml version="1.0" encoding="utf-8"?>
-<w:document xmlns:wpc="http://schemas.microsoft.com/office/word/2010/wordprocessingCanvas" xmlns:mc="http://schemas.openxmlformats.org/markup-compatibility/2006" xmlns:o="urn:schemas-microsoft-com:office:office" xmlns:r="http://schemas.openxmlformats.org/officeDocument/2006/relationships" xmlns:m="http://schemas.openxmlformats.org/officeDocument/2006/math" xmlns:v="urn:schemas-microsoft-com:vml" xmlns:wp14="http://schemas.microsoft.com/office/word/2010/wordprocessingDrawing" xmlns:wp="http://schemas.openxmlformats.org/drawingml/2006/wordprocessingDrawing" xmlns:w10="urn:schemas-microsoft-com:office:word" xmlns:w="http://schemas.openxmlformats.org/wordprocessingml/2006/main" xmlns:w14="http://schemas.microsoft.com/office/word/2010/wordml" xmlns:w15="http://schemas.microsoft.com/office/word/2012/wordml" xmlns:wpg="http://schemas.microsoft.com/office/word/2010/wordprocessingGroup" xmlns:wpi="http://schemas.microsoft.com/office/word/2010/wordprocessingInk" xmlns:wne="http://schemas.microsoft.com/office/word/2006/wordml" xmlns:wps="http://schemas.microsoft.com/office/word/2010/wordprocessingShape" mc:Ignorable="w14 w15 wp14">
+<w:document xmlns:wpc="http://schemas.microsoft.com/office/word/2010/wordprocessingCanvas" xmlns:cx="http://schemas.microsoft.com/office/drawing/2014/chartex" xmlns:mc="http://schemas.openxmlformats.org/markup-compatibility/2006" xmlns:o="urn:schemas-microsoft-com:office:office" xmlns:r="http://schemas.openxmlformats.org/officeDocument/2006/relationships" xmlns:m="http://schemas.openxmlformats.org/officeDocument/2006/math" xmlns:v="urn:schemas-microsoft-com:vml" xmlns:wp14="http://schemas.microsoft.com/office/word/2010/wordprocessingDrawing" xmlns:wp="http://schemas.openxmlformats.org/drawingml/2006/wordprocessingDrawing" xmlns:w10="urn:schemas-microsoft-com:office:word" xmlns:w="http://schemas.openxmlformats.org/wordprocessingml/2006/main" xmlns:w14="http://schemas.microsoft.com/office/word/2010/wordml" xmlns:w15="http://schemas.microsoft.com/office/word/2012/wordml" xmlns:w16se="http://schemas.microsoft.com/office/word/2015/wordml/symex" xmlns:wpg="http://schemas.microsoft.com/office/word/2010/wordprocessingGroup" xmlns:wpi="http://schemas.microsoft.com/office/word/2010/wordprocessingInk" xmlns:wne="http://schemas.microsoft.com/office/word/2006/wordml" xmlns:wps="http://schemas.microsoft.com/office/word/2010/wordprocessingShape" mc:Ignorable="w14 w15 w16se wp14">
   <w:body>
     <w:p>
       <w:pPr>
@@ -1011,7 +1011,6 @@
         <w:rPr>
           <w:rFonts w:cs="Times New Roman"/>
         </w:rPr>
-        <w:lastRenderedPageBreak/>
         <w:t xml:space="preserve">Backup Custom elements for Backup like </w:t>
       </w:r>
       <w:r>
@@ -1666,7 +1665,6 @@
         <w:rPr>
           <w:rFonts w:cs="Times New Roman"/>
         </w:rPr>
-        <w:lastRenderedPageBreak/>
         <w:t xml:space="preserve">Check Checkbox </w:t>
       </w:r>
       <w:r>
@@ -2264,7 +2262,6 @@
           <w:noProof/>
           <w:lang w:bidi="ar-SA"/>
         </w:rPr>
-        <w:lastRenderedPageBreak/>
         <w:drawing>
           <wp:inline distT="0" distB="0" distL="0" distR="0" wp14:anchorId="397EB314" wp14:editId="4CA8CD39">
             <wp:extent cx="4334256" cy="2990088"/>
@@ -2637,8 +2634,8 @@
         </w:rPr>
         <w:drawing>
           <wp:inline distT="0" distB="0" distL="0" distR="0" wp14:anchorId="02D5DE13" wp14:editId="61B534A0">
-            <wp:extent cx="5586984" cy="1920240"/>
-            <wp:effectExtent l="0" t="0" r="0" b="3810"/>
+            <wp:extent cx="5583600" cy="1926000"/>
+            <wp:effectExtent l="0" t="0" r="0" b="0"/>
             <wp:docPr id="7" name="Picture 6"/>
             <wp:cNvGraphicFramePr>
               <a:graphicFrameLocks xmlns:a="http://schemas.openxmlformats.org/drawingml/2006/main" noChangeAspect="1"/>
@@ -2665,7 +2662,7 @@
                   <pic:spPr>
                     <a:xfrm>
                       <a:off x="0" y="0"/>
-                      <a:ext cx="5586984" cy="1920240"/>
+                      <a:ext cx="5583600" cy="1926000"/>
                     </a:xfrm>
                     <a:prstGeom prst="rect">
                       <a:avLst/>
@@ -2818,7 +2815,6 @@
         <w:rPr>
           <w:rFonts w:cs="Times New Roman"/>
         </w:rPr>
-        <w:lastRenderedPageBreak/>
         <w:t>List According To Download:</w:t>
       </w:r>
     </w:p>
@@ -3205,8 +3201,8 @@
         </w:rPr>
         <w:drawing>
           <wp:inline distT="0" distB="0" distL="0" distR="0" wp14:anchorId="7FB0C107" wp14:editId="3AEA37C2">
-            <wp:extent cx="5350083" cy="1343025"/>
-            <wp:effectExtent l="0" t="0" r="3175" b="0"/>
+            <wp:extent cx="4996823" cy="1257300"/>
+            <wp:effectExtent l="0" t="0" r="0" b="0"/>
             <wp:docPr id="8" name="Picture 7"/>
             <wp:cNvGraphicFramePr>
               <a:graphicFrameLocks xmlns:a="http://schemas.openxmlformats.org/drawingml/2006/main" noChangeAspect="1"/>
@@ -3233,7 +3229,7 @@
                   <pic:spPr>
                     <a:xfrm>
                       <a:off x="0" y="0"/>
-                      <a:ext cx="5377771" cy="1349976"/>
+                      <a:ext cx="5038636" cy="1267821"/>
                     </a:xfrm>
                     <a:prstGeom prst="rect">
                       <a:avLst/>
@@ -3327,9 +3323,7 @@
       <w:r>
         <w:t xml:space="preserve"> List</w:t>
       </w:r>
-      <w:bookmarkStart w:id="40" w:name="_GoBack"/>
       <w:bookmarkEnd w:id="39"/>
-      <w:bookmarkEnd w:id="40"/>
     </w:p>
     <w:p>
       <w:pPr>
@@ -3389,7 +3383,7 @@
         </w:rPr>
         <w:drawing>
           <wp:inline distT="0" distB="0" distL="0" distR="0" wp14:anchorId="4669DE06" wp14:editId="66777022">
-            <wp:extent cx="4143375" cy="1165574"/>
+            <wp:extent cx="3565310" cy="1000125"/>
             <wp:effectExtent l="0" t="0" r="0" b="0"/>
             <wp:docPr id="9" name="Picture 8"/>
             <wp:cNvGraphicFramePr>
@@ -3417,15 +3411,11 @@
                   <pic:spPr>
                     <a:xfrm>
                       <a:off x="0" y="0"/>
-                      <a:ext cx="4237445" cy="1192037"/>
+                      <a:ext cx="3870483" cy="1085731"/>
                     </a:xfrm>
                     <a:prstGeom prst="rect">
                       <a:avLst/>
                     </a:prstGeom>
-                    <a:noFill/>
-                    <a:ln>
-                      <a:noFill/>
-                    </a:ln>
                   </pic:spPr>
                 </pic:pic>
               </a:graphicData>
@@ -3433,6 +3423,8 @@
           </wp:inline>
         </w:drawing>
       </w:r>
+      <w:bookmarkStart w:id="40" w:name="_GoBack"/>
+      <w:bookmarkEnd w:id="40"/>
     </w:p>
     <w:p>
       <w:pPr>
@@ -3467,21 +3459,7 @@
         <w:rPr>
           <w:rFonts w:cs="Times New Roman"/>
         </w:rPr>
-        <w:t xml:space="preserve">As </w:t>
-      </w:r>
-      <w:proofErr w:type="spellStart"/>
-      <w:r>
-        <w:rPr>
-          <w:rFonts w:cs="Times New Roman"/>
-        </w:rPr>
-        <w:t>csv</w:t>
-      </w:r>
-      <w:proofErr w:type="spellEnd"/>
-      <w:r>
-        <w:rPr>
-          <w:rFonts w:cs="Times New Roman"/>
-        </w:rPr>
-        <w:t xml:space="preserve"> Report File</w:t>
+        <w:t>As csv Report File</w:t>
       </w:r>
     </w:p>
     <w:p>
@@ -3499,7 +3477,6 @@
         <w:rPr>
           <w:rFonts w:cs="Times New Roman"/>
         </w:rPr>
-        <w:lastRenderedPageBreak/>
         <w:t>To IDM Export File</w:t>
       </w:r>
     </w:p>
@@ -3577,8 +3554,8 @@
         </w:rPr>
         <w:drawing>
           <wp:inline distT="0" distB="0" distL="0" distR="0" wp14:anchorId="0F15AE08" wp14:editId="4DC22F0A">
-            <wp:extent cx="2075688" cy="2807208"/>
-            <wp:effectExtent l="0" t="0" r="1270" b="0"/>
+            <wp:extent cx="2077200" cy="2811600"/>
+            <wp:effectExtent l="0" t="0" r="0" b="8255"/>
             <wp:docPr id="10" name="Picture 9"/>
             <wp:cNvGraphicFramePr>
               <a:graphicFrameLocks xmlns:a="http://schemas.openxmlformats.org/drawingml/2006/main" noChangeAspect="1"/>
@@ -3605,7 +3582,7 @@
                   <pic:spPr>
                     <a:xfrm>
                       <a:off x="0" y="0"/>
-                      <a:ext cx="2075688" cy="2807208"/>
+                      <a:ext cx="2077200" cy="2811600"/>
                     </a:xfrm>
                     <a:prstGeom prst="rect">
                       <a:avLst/>
@@ -3855,7 +3832,6 @@
       <w:bookmarkStart w:id="51" w:name="_4.6_Add_Extra"/>
       <w:bookmarkEnd w:id="51"/>
       <w:r>
-        <w:lastRenderedPageBreak/>
         <w:t xml:space="preserve">4.6 </w:t>
       </w:r>
       <w:r>
@@ -4196,7 +4172,6 @@
           <w:b/>
           <w:bCs/>
         </w:rPr>
-        <w:lastRenderedPageBreak/>
         <w:t>Backup Folder:</w:t>
       </w:r>
       <w:r>
@@ -5513,7 +5488,6 @@
           <w:noProof/>
           <w:lang w:bidi="ar-SA"/>
         </w:rPr>
-        <w:lastRenderedPageBreak/>
         <w:drawing>
           <wp:inline distT="0" distB="0" distL="0" distR="0">
             <wp:extent cx="900113" cy="900113"/>
@@ -5564,8 +5538,8 @@
 </file>
 
 <file path=word/numbering.xml><?xml version="1.0" encoding="utf-8"?>
-<w:numbering xmlns:wpc="http://schemas.microsoft.com/office/word/2010/wordprocessingCanvas" xmlns:mc="http://schemas.openxmlformats.org/markup-compatibility/2006" xmlns:o="urn:schemas-microsoft-com:office:office" xmlns:r="http://schemas.openxmlformats.org/officeDocument/2006/relationships" xmlns:m="http://schemas.openxmlformats.org/officeDocument/2006/math" xmlns:v="urn:schemas-microsoft-com:vml" xmlns:wp14="http://schemas.microsoft.com/office/word/2010/wordprocessingDrawing" xmlns:wp="http://schemas.openxmlformats.org/drawingml/2006/wordprocessingDrawing" xmlns:w10="urn:schemas-microsoft-com:office:word" xmlns:w="http://schemas.openxmlformats.org/wordprocessingml/2006/main" xmlns:w14="http://schemas.microsoft.com/office/word/2010/wordml" xmlns:w15="http://schemas.microsoft.com/office/word/2012/wordml" xmlns:wpg="http://schemas.microsoft.com/office/word/2010/wordprocessingGroup" xmlns:wpi="http://schemas.microsoft.com/office/word/2010/wordprocessingInk" xmlns:wne="http://schemas.microsoft.com/office/word/2006/wordml" xmlns:wps="http://schemas.microsoft.com/office/word/2010/wordprocessingShape" mc:Ignorable="w14 w15 wp14">
-  <w:abstractNum w:abstractNumId="0">
+<w:numbering xmlns:wpc="http://schemas.microsoft.com/office/word/2010/wordprocessingCanvas" xmlns:cx="http://schemas.microsoft.com/office/drawing/2014/chartex" xmlns:mc="http://schemas.openxmlformats.org/markup-compatibility/2006" xmlns:o="urn:schemas-microsoft-com:office:office" xmlns:r="http://schemas.openxmlformats.org/officeDocument/2006/relationships" xmlns:m="http://schemas.openxmlformats.org/officeDocument/2006/math" xmlns:v="urn:schemas-microsoft-com:vml" xmlns:wp14="http://schemas.microsoft.com/office/word/2010/wordprocessingDrawing" xmlns:wp="http://schemas.openxmlformats.org/drawingml/2006/wordprocessingDrawing" xmlns:w10="urn:schemas-microsoft-com:office:word" xmlns:w="http://schemas.openxmlformats.org/wordprocessingml/2006/main" xmlns:w14="http://schemas.microsoft.com/office/word/2010/wordml" xmlns:w15="http://schemas.microsoft.com/office/word/2012/wordml" xmlns:w16se="http://schemas.microsoft.com/office/word/2015/wordml/symex" xmlns:wpg="http://schemas.microsoft.com/office/word/2010/wordprocessingGroup" xmlns:wpi="http://schemas.microsoft.com/office/word/2010/wordprocessingInk" xmlns:wne="http://schemas.microsoft.com/office/word/2006/wordml" xmlns:wps="http://schemas.microsoft.com/office/word/2010/wordprocessingShape" mc:Ignorable="w14 w15 w16se wp14">
+  <w:abstractNum w:abstractNumId="0" w15:restartNumberingAfterBreak="0">
     <w:nsid w:val="003D5CD4"/>
     <w:multiLevelType w:val="multilevel"/>
     <w:tmpl w:val="9A80B0BA"/>
@@ -5686,7 +5660,7 @@
       </w:rPr>
     </w:lvl>
   </w:abstractNum>
-  <w:abstractNum w:abstractNumId="1">
+  <w:abstractNum w:abstractNumId="1" w15:restartNumberingAfterBreak="0">
     <w:nsid w:val="0537374B"/>
     <w:multiLevelType w:val="multilevel"/>
     <w:tmpl w:val="0409001F"/>
@@ -5772,7 +5746,7 @@
       </w:pPr>
     </w:lvl>
   </w:abstractNum>
-  <w:abstractNum w:abstractNumId="2">
+  <w:abstractNum w:abstractNumId="2" w15:restartNumberingAfterBreak="0">
     <w:nsid w:val="0A174D4B"/>
     <w:multiLevelType w:val="hybridMultilevel"/>
     <w:tmpl w:val="EE5009B0"/>
@@ -5858,7 +5832,7 @@
       </w:pPr>
     </w:lvl>
   </w:abstractNum>
-  <w:abstractNum w:abstractNumId="3">
+  <w:abstractNum w:abstractNumId="3" w15:restartNumberingAfterBreak="0">
     <w:nsid w:val="13920989"/>
     <w:multiLevelType w:val="hybridMultilevel"/>
     <w:tmpl w:val="D48CA21E"/>
@@ -5971,7 +5945,7 @@
       </w:rPr>
     </w:lvl>
   </w:abstractNum>
-  <w:abstractNum w:abstractNumId="4">
+  <w:abstractNum w:abstractNumId="4" w15:restartNumberingAfterBreak="0">
     <w:nsid w:val="156C786F"/>
     <w:multiLevelType w:val="hybridMultilevel"/>
     <w:tmpl w:val="1132E98C"/>
@@ -6057,7 +6031,7 @@
       </w:pPr>
     </w:lvl>
   </w:abstractNum>
-  <w:abstractNum w:abstractNumId="5">
+  <w:abstractNum w:abstractNumId="5" w15:restartNumberingAfterBreak="0">
     <w:nsid w:val="16AC777C"/>
     <w:multiLevelType w:val="hybridMultilevel"/>
     <w:tmpl w:val="4008BE76"/>
@@ -6143,7 +6117,7 @@
       </w:pPr>
     </w:lvl>
   </w:abstractNum>
-  <w:abstractNum w:abstractNumId="6">
+  <w:abstractNum w:abstractNumId="6" w15:restartNumberingAfterBreak="0">
     <w:nsid w:val="19395BF7"/>
     <w:multiLevelType w:val="hybridMultilevel"/>
     <w:tmpl w:val="C4405D26"/>
@@ -6229,7 +6203,7 @@
       </w:pPr>
     </w:lvl>
   </w:abstractNum>
-  <w:abstractNum w:abstractNumId="7">
+  <w:abstractNum w:abstractNumId="7" w15:restartNumberingAfterBreak="0">
     <w:nsid w:val="19A87C78"/>
     <w:multiLevelType w:val="hybridMultilevel"/>
     <w:tmpl w:val="D6DE82D2"/>
@@ -6315,7 +6289,7 @@
       </w:pPr>
     </w:lvl>
   </w:abstractNum>
-  <w:abstractNum w:abstractNumId="8">
+  <w:abstractNum w:abstractNumId="8" w15:restartNumberingAfterBreak="0">
     <w:nsid w:val="20686AE6"/>
     <w:multiLevelType w:val="hybridMultilevel"/>
     <w:tmpl w:val="B0A2A676"/>
@@ -6428,7 +6402,7 @@
       </w:rPr>
     </w:lvl>
   </w:abstractNum>
-  <w:abstractNum w:abstractNumId="9">
+  <w:abstractNum w:abstractNumId="9" w15:restartNumberingAfterBreak="0">
     <w:nsid w:val="27616AF5"/>
     <w:multiLevelType w:val="hybridMultilevel"/>
     <w:tmpl w:val="0E50931A"/>
@@ -6514,7 +6488,7 @@
       </w:pPr>
     </w:lvl>
   </w:abstractNum>
-  <w:abstractNum w:abstractNumId="10">
+  <w:abstractNum w:abstractNumId="10" w15:restartNumberingAfterBreak="0">
     <w:nsid w:val="286E4CA4"/>
     <w:multiLevelType w:val="hybridMultilevel"/>
     <w:tmpl w:val="78AE1536"/>
@@ -6600,7 +6574,7 @@
       </w:pPr>
     </w:lvl>
   </w:abstractNum>
-  <w:abstractNum w:abstractNumId="11">
+  <w:abstractNum w:abstractNumId="11" w15:restartNumberingAfterBreak="0">
     <w:nsid w:val="4C4B2F46"/>
     <w:multiLevelType w:val="hybridMultilevel"/>
     <w:tmpl w:val="B9C68EE8"/>
@@ -6713,7 +6687,7 @@
       </w:rPr>
     </w:lvl>
   </w:abstractNum>
-  <w:abstractNum w:abstractNumId="12">
+  <w:abstractNum w:abstractNumId="12" w15:restartNumberingAfterBreak="0">
     <w:nsid w:val="4EA66C24"/>
     <w:multiLevelType w:val="multilevel"/>
     <w:tmpl w:val="0409001F"/>
@@ -6799,7 +6773,7 @@
       </w:pPr>
     </w:lvl>
   </w:abstractNum>
-  <w:abstractNum w:abstractNumId="13">
+  <w:abstractNum w:abstractNumId="13" w15:restartNumberingAfterBreak="0">
     <w:nsid w:val="58853D54"/>
     <w:multiLevelType w:val="hybridMultilevel"/>
     <w:tmpl w:val="F9A0FEE6"/>
@@ -6885,7 +6859,7 @@
       </w:pPr>
     </w:lvl>
   </w:abstractNum>
-  <w:abstractNum w:abstractNumId="14">
+  <w:abstractNum w:abstractNumId="14" w15:restartNumberingAfterBreak="0">
     <w:nsid w:val="5A401E09"/>
     <w:multiLevelType w:val="multilevel"/>
     <w:tmpl w:val="826AB178"/>
@@ -7003,7 +6977,7 @@
       </w:rPr>
     </w:lvl>
   </w:abstractNum>
-  <w:abstractNum w:abstractNumId="15">
+  <w:abstractNum w:abstractNumId="15" w15:restartNumberingAfterBreak="0">
     <w:nsid w:val="5C1F6C6E"/>
     <w:multiLevelType w:val="hybridMultilevel"/>
     <w:tmpl w:val="1E784138"/>
@@ -7089,7 +7063,7 @@
       </w:pPr>
     </w:lvl>
   </w:abstractNum>
-  <w:abstractNum w:abstractNumId="16">
+  <w:abstractNum w:abstractNumId="16" w15:restartNumberingAfterBreak="0">
     <w:nsid w:val="682B1795"/>
     <w:multiLevelType w:val="hybridMultilevel"/>
     <w:tmpl w:val="FAF4E590"/>
@@ -7175,7 +7149,7 @@
       </w:pPr>
     </w:lvl>
   </w:abstractNum>
-  <w:abstractNum w:abstractNumId="17">
+  <w:abstractNum w:abstractNumId="17" w15:restartNumberingAfterBreak="0">
     <w:nsid w:val="692A3B4C"/>
     <w:multiLevelType w:val="hybridMultilevel"/>
     <w:tmpl w:val="49B2C9C2"/>
@@ -7261,7 +7235,7 @@
       </w:pPr>
     </w:lvl>
   </w:abstractNum>
-  <w:abstractNum w:abstractNumId="18">
+  <w:abstractNum w:abstractNumId="18" w15:restartNumberingAfterBreak="0">
     <w:nsid w:val="6B543C05"/>
     <w:multiLevelType w:val="hybridMultilevel"/>
     <w:tmpl w:val="84C84B48"/>
@@ -7347,7 +7321,7 @@
       </w:pPr>
     </w:lvl>
   </w:abstractNum>
-  <w:abstractNum w:abstractNumId="19">
+  <w:abstractNum w:abstractNumId="19" w15:restartNumberingAfterBreak="0">
     <w:nsid w:val="708D308C"/>
     <w:multiLevelType w:val="hybridMultilevel"/>
     <w:tmpl w:val="33B86E3A"/>
@@ -7433,7 +7407,7 @@
       </w:pPr>
     </w:lvl>
   </w:abstractNum>
-  <w:abstractNum w:abstractNumId="20">
+  <w:abstractNum w:abstractNumId="20" w15:restartNumberingAfterBreak="0">
     <w:nsid w:val="71884F75"/>
     <w:multiLevelType w:val="hybridMultilevel"/>
     <w:tmpl w:val="FAF4E590"/>
@@ -7519,7 +7493,7 @@
       </w:pPr>
     </w:lvl>
   </w:abstractNum>
-  <w:abstractNum w:abstractNumId="21">
+  <w:abstractNum w:abstractNumId="21" w15:restartNumberingAfterBreak="0">
     <w:nsid w:val="7CB570C6"/>
     <w:multiLevelType w:val="hybridMultilevel"/>
     <w:tmpl w:val="49BE94B2"/>
@@ -7678,7 +7652,7 @@
 </file>
 
 <file path=word/styles.xml><?xml version="1.0" encoding="utf-8"?>
-<w:styles xmlns:mc="http://schemas.openxmlformats.org/markup-compatibility/2006" xmlns:r="http://schemas.openxmlformats.org/officeDocument/2006/relationships" xmlns:w="http://schemas.openxmlformats.org/wordprocessingml/2006/main" xmlns:w14="http://schemas.microsoft.com/office/word/2010/wordml" xmlns:w15="http://schemas.microsoft.com/office/word/2012/wordml" mc:Ignorable="w14 w15">
+<w:styles xmlns:mc="http://schemas.openxmlformats.org/markup-compatibility/2006" xmlns:r="http://schemas.openxmlformats.org/officeDocument/2006/relationships" xmlns:w="http://schemas.openxmlformats.org/wordprocessingml/2006/main" xmlns:w14="http://schemas.microsoft.com/office/word/2010/wordml" xmlns:w15="http://schemas.microsoft.com/office/word/2012/wordml" xmlns:w16se="http://schemas.microsoft.com/office/word/2015/wordml/symex" mc:Ignorable="w14 w15 w16se">
   <w:docDefaults>
     <w:rPrDefault>
       <w:rPr>
@@ -8476,7 +8450,6 @@
       <w:spacing w:after="0" w:line="240" w:lineRule="auto"/>
     </w:pPr>
     <w:tblPr>
-      <w:tblInd w:w="0" w:type="dxa"/>
       <w:tblBorders>
         <w:top w:val="single" w:sz="4" w:space="0" w:color="000000" w:themeColor="text1"/>
         <w:left w:val="single" w:sz="4" w:space="0" w:color="000000" w:themeColor="text1"/>
@@ -8485,12 +8458,6 @@
         <w:insideH w:val="single" w:sz="4" w:space="0" w:color="000000" w:themeColor="text1"/>
         <w:insideV w:val="single" w:sz="4" w:space="0" w:color="000000" w:themeColor="text1"/>
       </w:tblBorders>
-      <w:tblCellMar>
-        <w:top w:w="0" w:type="dxa"/>
-        <w:left w:w="108" w:type="dxa"/>
-        <w:bottom w:w="0" w:type="dxa"/>
-        <w:right w:w="108" w:type="dxa"/>
-      </w:tblCellMar>
     </w:tblPr>
   </w:style>
   <w:style w:type="character" w:customStyle="1" w:styleId="Heading3Char">
@@ -8855,7 +8822,6 @@
     <w:tblPr>
       <w:tblStyleRowBandSize w:val="1"/>
       <w:tblStyleColBandSize w:val="1"/>
-      <w:tblInd w:w="0" w:type="dxa"/>
       <w:tblBorders>
         <w:top w:val="single" w:sz="4" w:space="0" w:color="ECD2B6" w:themeColor="accent6" w:themeTint="66"/>
         <w:left w:val="single" w:sz="4" w:space="0" w:color="ECD2B6" w:themeColor="accent6" w:themeTint="66"/>
@@ -8864,12 +8830,6 @@
         <w:insideH w:val="single" w:sz="4" w:space="0" w:color="ECD2B6" w:themeColor="accent6" w:themeTint="66"/>
         <w:insideV w:val="single" w:sz="4" w:space="0" w:color="ECD2B6" w:themeColor="accent6" w:themeTint="66"/>
       </w:tblBorders>
-      <w:tblCellMar>
-        <w:top w:w="0" w:type="dxa"/>
-        <w:left w:w="108" w:type="dxa"/>
-        <w:bottom w:w="0" w:type="dxa"/>
-        <w:right w:w="108" w:type="dxa"/>
-      </w:tblCellMar>
     </w:tblPr>
     <w:tblStylePr w:type="firstRow">
       <w:rPr>
@@ -9199,7 +9159,7 @@
 </file>
 
 <file path=customXml/itemProps1.xml><?xml version="1.0" encoding="utf-8"?>
-<ds:datastoreItem xmlns:ds="http://schemas.openxmlformats.org/officeDocument/2006/customXml" ds:itemID="{A417774C-9EC4-404F-AD32-89CE2BFAC40E}">
+<ds:datastoreItem xmlns:ds="http://schemas.openxmlformats.org/officeDocument/2006/customXml" ds:itemID="{E876A8DA-179E-4D4C-9E17-A17E4D609FBC}">
   <ds:schemaRefs>
     <ds:schemaRef ds:uri="http://schemas.openxmlformats.org/officeDocument/2006/bibliography"/>
   </ds:schemaRefs>

--- a/IDM BUILD_9/Help/Help.docx
+++ b/IDM BUILD_9/Help/Help.docx
@@ -81,8 +81,10 @@
         <w:rPr>
           <w:rFonts w:cs="Times New Roman"/>
         </w:rPr>
-        <w:t>V0.9.8</w:t>
-      </w:r>
+        <w:t>V0.9.9</w:t>
+      </w:r>
+      <w:bookmarkStart w:id="1" w:name="_GoBack"/>
+      <w:bookmarkEnd w:id="1"/>
       <w:r>
         <w:rPr>
           <w:rFonts w:cs="Times New Roman"/>
@@ -164,7 +166,7 @@
         <w:rPr>
           <w:rFonts w:cs="Times New Roman"/>
         </w:rPr>
-        <w:t>5</w:t>
+        <w:t>6</w:t>
       </w:r>
       <w:r>
         <w:rPr>
@@ -217,11 +219,11 @@
         <w:pStyle w:val="Heading1"/>
         <w:framePr w:wrap="notBeside"/>
       </w:pPr>
-      <w:bookmarkStart w:id="1" w:name="_Toc338444602"/>
+      <w:bookmarkStart w:id="2" w:name="_Toc338444602"/>
       <w:r>
         <w:t>Help Content</w:t>
       </w:r>
-      <w:bookmarkEnd w:id="1"/>
+      <w:bookmarkEnd w:id="2"/>
     </w:p>
     <w:p>
       <w:pPr>
@@ -800,13 +802,13 @@
         <w:pStyle w:val="Heading1"/>
         <w:framePr w:wrap="notBeside"/>
       </w:pPr>
-      <w:bookmarkStart w:id="2" w:name="_1._Introduction"/>
-      <w:bookmarkStart w:id="3" w:name="_Toc338444603"/>
-      <w:bookmarkEnd w:id="2"/>
+      <w:bookmarkStart w:id="3" w:name="_1._Introduction"/>
+      <w:bookmarkStart w:id="4" w:name="_Toc338444603"/>
+      <w:bookmarkEnd w:id="3"/>
       <w:r>
         <w:t>1. Introduction</w:t>
       </w:r>
-      <w:bookmarkEnd w:id="3"/>
+      <w:bookmarkEnd w:id="4"/>
       <w:r>
         <w:rPr>
           <w:noProof/>
@@ -911,16 +913,16 @@
         <w:pStyle w:val="Heading1"/>
         <w:framePr w:wrap="notBeside"/>
       </w:pPr>
-      <w:bookmarkStart w:id="4" w:name="_2._Features:"/>
-      <w:bookmarkStart w:id="5" w:name="_Toc338444604"/>
-      <w:bookmarkEnd w:id="4"/>
+      <w:bookmarkStart w:id="5" w:name="_2._Features:"/>
+      <w:bookmarkStart w:id="6" w:name="_Toc338444604"/>
+      <w:bookmarkEnd w:id="5"/>
       <w:r>
         <w:t xml:space="preserve">2. </w:t>
       </w:r>
       <w:r>
         <w:t>Features:</w:t>
       </w:r>
-      <w:bookmarkEnd w:id="5"/>
+      <w:bookmarkEnd w:id="6"/>
       <w:r>
         <w:rPr>
           <w:noProof/>
@@ -1011,6 +1013,7 @@
         <w:rPr>
           <w:rFonts w:cs="Times New Roman"/>
         </w:rPr>
+        <w:lastRenderedPageBreak/>
         <w:t xml:space="preserve">Backup Custom elements for Backup like </w:t>
       </w:r>
       <w:r>
@@ -1247,9 +1250,9 @@
         <w:pStyle w:val="Heading1"/>
         <w:framePr w:wrap="notBeside"/>
       </w:pPr>
-      <w:bookmarkStart w:id="6" w:name="_3._System_Requirement:"/>
-      <w:bookmarkStart w:id="7" w:name="_Toc338444605"/>
-      <w:bookmarkEnd w:id="6"/>
+      <w:bookmarkStart w:id="7" w:name="_3._System_Requirement:"/>
+      <w:bookmarkStart w:id="8" w:name="_Toc338444605"/>
+      <w:bookmarkEnd w:id="7"/>
       <w:r>
         <w:t>3. System</w:t>
       </w:r>
@@ -1259,7 +1262,7 @@
       <w:r>
         <w:t>Requirement:</w:t>
       </w:r>
-      <w:bookmarkEnd w:id="7"/>
+      <w:bookmarkEnd w:id="8"/>
       <w:r>
         <w:rPr>
           <w:noProof/>
@@ -1432,16 +1435,16 @@
         <w:pStyle w:val="Heading1"/>
         <w:framePr w:wrap="notBeside"/>
       </w:pPr>
-      <w:bookmarkStart w:id="8" w:name="_4._Using_IDM"/>
-      <w:bookmarkStart w:id="9" w:name="_Toc338444606"/>
-      <w:bookmarkEnd w:id="8"/>
+      <w:bookmarkStart w:id="9" w:name="_4._Using_IDM"/>
+      <w:bookmarkStart w:id="10" w:name="_Toc338444606"/>
+      <w:bookmarkEnd w:id="9"/>
       <w:r>
         <w:t>4. Using</w:t>
       </w:r>
       <w:r>
         <w:t xml:space="preserve"> IDM Backup Manager</w:t>
       </w:r>
-      <w:bookmarkEnd w:id="9"/>
+      <w:bookmarkEnd w:id="10"/>
       <w:r>
         <w:rPr>
           <w:noProof/>
@@ -1490,11 +1493,11 @@
       <w:pPr>
         <w:pStyle w:val="Heading2"/>
       </w:pPr>
-      <w:bookmarkStart w:id="10" w:name="_(a)_Backing_up"/>
-      <w:bookmarkStart w:id="11" w:name="_4.1_Backing_up"/>
-      <w:bookmarkStart w:id="12" w:name="_Toc338444607"/>
-      <w:bookmarkEnd w:id="10"/>
+      <w:bookmarkStart w:id="11" w:name="_(a)_Backing_up"/>
+      <w:bookmarkStart w:id="12" w:name="_4.1_Backing_up"/>
+      <w:bookmarkStart w:id="13" w:name="_Toc338444607"/>
       <w:bookmarkEnd w:id="11"/>
+      <w:bookmarkEnd w:id="12"/>
       <w:r>
         <w:t>4.1</w:t>
       </w:r>
@@ -1507,17 +1510,17 @@
       <w:r>
         <w:t xml:space="preserve"> IDM</w:t>
       </w:r>
-      <w:bookmarkEnd w:id="12"/>
+      <w:bookmarkEnd w:id="13"/>
     </w:p>
     <w:p>
       <w:pPr>
         <w:pStyle w:val="Heading3"/>
       </w:pPr>
-      <w:bookmarkStart w:id="13" w:name="_(i)_Full_Backup"/>
-      <w:bookmarkStart w:id="14" w:name="_4.1.1_Full_Backup"/>
-      <w:bookmarkStart w:id="15" w:name="_Toc338444608"/>
-      <w:bookmarkEnd w:id="13"/>
+      <w:bookmarkStart w:id="14" w:name="_(i)_Full_Backup"/>
+      <w:bookmarkStart w:id="15" w:name="_4.1.1_Full_Backup"/>
+      <w:bookmarkStart w:id="16" w:name="_Toc338444608"/>
       <w:bookmarkEnd w:id="14"/>
+      <w:bookmarkEnd w:id="15"/>
       <w:r>
         <w:t>4.1.1</w:t>
       </w:r>
@@ -1527,7 +1530,7 @@
       <w:r>
         <w:t>Full Backup</w:t>
       </w:r>
-      <w:bookmarkEnd w:id="15"/>
+      <w:bookmarkEnd w:id="16"/>
     </w:p>
     <w:p>
       <w:pPr>
@@ -1665,6 +1668,7 @@
         <w:rPr>
           <w:rFonts w:cs="Times New Roman"/>
         </w:rPr>
+        <w:lastRenderedPageBreak/>
         <w:t xml:space="preserve">Check Checkbox </w:t>
       </w:r>
       <w:r>
@@ -1754,11 +1758,11 @@
       <w:pPr>
         <w:pStyle w:val="Heading3"/>
       </w:pPr>
-      <w:bookmarkStart w:id="16" w:name="_(ii)_Custom_Backup"/>
-      <w:bookmarkStart w:id="17" w:name="_4.1.2_Custom_Backup"/>
-      <w:bookmarkStart w:id="18" w:name="_Toc338444609"/>
-      <w:bookmarkEnd w:id="16"/>
+      <w:bookmarkStart w:id="17" w:name="_(ii)_Custom_Backup"/>
+      <w:bookmarkStart w:id="18" w:name="_4.1.2_Custom_Backup"/>
+      <w:bookmarkStart w:id="19" w:name="_Toc338444609"/>
       <w:bookmarkEnd w:id="17"/>
+      <w:bookmarkEnd w:id="18"/>
       <w:r>
         <w:t>4.1.2</w:t>
       </w:r>
@@ -1768,7 +1772,7 @@
       <w:r>
         <w:t>Custom Backup</w:t>
       </w:r>
-      <w:bookmarkEnd w:id="18"/>
+      <w:bookmarkEnd w:id="19"/>
     </w:p>
     <w:p>
       <w:pPr>
@@ -1954,18 +1958,18 @@
       <w:pPr>
         <w:pStyle w:val="Heading3"/>
       </w:pPr>
-      <w:bookmarkStart w:id="19" w:name="_(iii)_List_Backup"/>
-      <w:bookmarkStart w:id="20" w:name="_4.1.3_List_Backup"/>
-      <w:bookmarkStart w:id="21" w:name="_Toc338444610"/>
-      <w:bookmarkEnd w:id="19"/>
+      <w:bookmarkStart w:id="20" w:name="_(iii)_List_Backup"/>
+      <w:bookmarkStart w:id="21" w:name="_4.1.3_List_Backup"/>
+      <w:bookmarkStart w:id="22" w:name="_Toc338444610"/>
       <w:bookmarkEnd w:id="20"/>
+      <w:bookmarkEnd w:id="21"/>
       <w:r>
         <w:t>4.1.3</w:t>
       </w:r>
       <w:r>
         <w:t xml:space="preserve"> List Backup</w:t>
       </w:r>
-      <w:bookmarkEnd w:id="21"/>
+      <w:bookmarkEnd w:id="22"/>
     </w:p>
     <w:p>
       <w:pPr>
@@ -2220,11 +2224,11 @@
       <w:pPr>
         <w:pStyle w:val="Heading2"/>
       </w:pPr>
-      <w:bookmarkStart w:id="22" w:name="_(b)_Restoring_IDM"/>
-      <w:bookmarkStart w:id="23" w:name="_4.2_Restoring_IDM"/>
-      <w:bookmarkStart w:id="24" w:name="_Toc338444611"/>
-      <w:bookmarkEnd w:id="22"/>
+      <w:bookmarkStart w:id="23" w:name="_(b)_Restoring_IDM"/>
+      <w:bookmarkStart w:id="24" w:name="_4.2_Restoring_IDM"/>
+      <w:bookmarkStart w:id="25" w:name="_Toc338444611"/>
       <w:bookmarkEnd w:id="23"/>
+      <w:bookmarkEnd w:id="24"/>
       <w:r>
         <w:t>4.2</w:t>
       </w:r>
@@ -2234,7 +2238,7 @@
       <w:r>
         <w:t>Restoring IDM</w:t>
       </w:r>
-      <w:bookmarkEnd w:id="24"/>
+      <w:bookmarkEnd w:id="25"/>
     </w:p>
     <w:p>
       <w:pPr>
@@ -2262,6 +2266,7 @@
           <w:noProof/>
           <w:lang w:bidi="ar-SA"/>
         </w:rPr>
+        <w:lastRenderedPageBreak/>
         <w:drawing>
           <wp:inline distT="0" distB="0" distL="0" distR="0" wp14:anchorId="397EB314" wp14:editId="4CA8CD39">
             <wp:extent cx="4334256" cy="2990088"/>
@@ -2512,11 +2517,11 @@
       <w:pPr>
         <w:pStyle w:val="Heading2"/>
       </w:pPr>
-      <w:bookmarkStart w:id="25" w:name="_(c)_IDM_List"/>
-      <w:bookmarkStart w:id="26" w:name="_4.3_IDM_List"/>
-      <w:bookmarkStart w:id="27" w:name="_Toc338444612"/>
-      <w:bookmarkEnd w:id="25"/>
+      <w:bookmarkStart w:id="26" w:name="_(c)_IDM_List"/>
+      <w:bookmarkStart w:id="27" w:name="_4.3_IDM_List"/>
+      <w:bookmarkStart w:id="28" w:name="_Toc338444612"/>
       <w:bookmarkEnd w:id="26"/>
+      <w:bookmarkEnd w:id="27"/>
       <w:r>
         <w:t>4.3</w:t>
       </w:r>
@@ -2526,7 +2531,7 @@
       <w:r>
         <w:t>IDM List Manager</w:t>
       </w:r>
-      <w:bookmarkEnd w:id="27"/>
+      <w:bookmarkEnd w:id="28"/>
     </w:p>
     <w:p>
       <w:pPr>
@@ -2683,11 +2688,11 @@
       <w:pPr>
         <w:pStyle w:val="Heading3"/>
       </w:pPr>
-      <w:bookmarkStart w:id="28" w:name="_(i)_Analyzing_the"/>
-      <w:bookmarkStart w:id="29" w:name="_4.3.1_Analyzing_the"/>
-      <w:bookmarkStart w:id="30" w:name="_Toc338444613"/>
-      <w:bookmarkEnd w:id="28"/>
+      <w:bookmarkStart w:id="29" w:name="_(i)_Analyzing_the"/>
+      <w:bookmarkStart w:id="30" w:name="_4.3.1_Analyzing_the"/>
+      <w:bookmarkStart w:id="31" w:name="_Toc338444613"/>
       <w:bookmarkEnd w:id="29"/>
+      <w:bookmarkEnd w:id="30"/>
       <w:r>
         <w:t>4.3.1</w:t>
       </w:r>
@@ -2703,7 +2708,7 @@
       <w:r>
         <w:t xml:space="preserve"> File</w:t>
       </w:r>
-      <w:bookmarkEnd w:id="30"/>
+      <w:bookmarkEnd w:id="31"/>
     </w:p>
     <w:p>
       <w:pPr>
@@ -2815,6 +2820,7 @@
         <w:rPr>
           <w:rFonts w:cs="Times New Roman"/>
         </w:rPr>
+        <w:lastRenderedPageBreak/>
         <w:t>List According To Download:</w:t>
       </w:r>
     </w:p>
@@ -3038,11 +3044,11 @@
       <w:pPr>
         <w:pStyle w:val="Heading3"/>
       </w:pPr>
-      <w:bookmarkStart w:id="31" w:name="_(ii)_Joining_File"/>
-      <w:bookmarkStart w:id="32" w:name="_4.3.2_Joining_FILE"/>
-      <w:bookmarkStart w:id="33" w:name="_Toc338444614"/>
-      <w:bookmarkEnd w:id="31"/>
+      <w:bookmarkStart w:id="32" w:name="_(ii)_Joining_File"/>
+      <w:bookmarkStart w:id="33" w:name="_4.3.2_Joining_FILE"/>
+      <w:bookmarkStart w:id="34" w:name="_Toc338444614"/>
       <w:bookmarkEnd w:id="32"/>
+      <w:bookmarkEnd w:id="33"/>
       <w:r>
         <w:t>4.3.2</w:t>
       </w:r>
@@ -3052,7 +3058,7 @@
       <w:r>
         <w:t xml:space="preserve">Joining </w:t>
       </w:r>
-      <w:bookmarkEnd w:id="33"/>
+      <w:bookmarkEnd w:id="34"/>
       <w:r>
         <w:t>FILE (</w:t>
       </w:r>
@@ -3250,11 +3256,11 @@
       <w:pPr>
         <w:pStyle w:val="Heading3"/>
       </w:pPr>
-      <w:bookmarkStart w:id="34" w:name="_(iii)_Removing_File"/>
-      <w:bookmarkStart w:id="35" w:name="_4.3.3_Removing_File"/>
-      <w:bookmarkStart w:id="36" w:name="_Toc338444615"/>
-      <w:bookmarkEnd w:id="34"/>
+      <w:bookmarkStart w:id="35" w:name="_(iii)_Removing_File"/>
+      <w:bookmarkStart w:id="36" w:name="_4.3.3_Removing_File"/>
+      <w:bookmarkStart w:id="37" w:name="_Toc338444615"/>
       <w:bookmarkEnd w:id="35"/>
+      <w:bookmarkEnd w:id="36"/>
       <w:r>
         <w:t>4.3.3</w:t>
       </w:r>
@@ -3264,7 +3270,7 @@
       <w:r>
         <w:t>Removing File</w:t>
       </w:r>
-      <w:bookmarkEnd w:id="36"/>
+      <w:bookmarkEnd w:id="37"/>
     </w:p>
     <w:p>
       <w:pPr>
@@ -3309,11 +3315,11 @@
       <w:pPr>
         <w:pStyle w:val="Heading3"/>
       </w:pPr>
-      <w:bookmarkStart w:id="37" w:name="_(iv)_Exporting_List"/>
-      <w:bookmarkStart w:id="38" w:name="_4.3.4_Exporting_List"/>
-      <w:bookmarkStart w:id="39" w:name="_Toc338444616"/>
-      <w:bookmarkEnd w:id="37"/>
+      <w:bookmarkStart w:id="38" w:name="_(iv)_Exporting_List"/>
+      <w:bookmarkStart w:id="39" w:name="_4.3.4_Exporting_List"/>
+      <w:bookmarkStart w:id="40" w:name="_Toc338444616"/>
       <w:bookmarkEnd w:id="38"/>
+      <w:bookmarkEnd w:id="39"/>
       <w:r>
         <w:t>4.3.4</w:t>
       </w:r>
@@ -3323,7 +3329,7 @@
       <w:r>
         <w:t xml:space="preserve"> List</w:t>
       </w:r>
-      <w:bookmarkEnd w:id="39"/>
+      <w:bookmarkEnd w:id="40"/>
     </w:p>
     <w:p>
       <w:pPr>
@@ -3423,8 +3429,6 @@
           </wp:inline>
         </w:drawing>
       </w:r>
-      <w:bookmarkStart w:id="40" w:name="_GoBack"/>
-      <w:bookmarkEnd w:id="40"/>
     </w:p>
     <w:p>
       <w:pPr>
@@ -3495,6 +3499,7 @@
         <w:rPr>
           <w:rFonts w:cs="Times New Roman"/>
         </w:rPr>
+        <w:lastRenderedPageBreak/>
         <w:t>To IDM Text File</w:t>
       </w:r>
     </w:p>
@@ -3848,6 +3853,7 @@
         <w:rPr>
           <w:rFonts w:cs="Times New Roman"/>
         </w:rPr>
+        <w:lastRenderedPageBreak/>
         <w:t xml:space="preserve">Go to Tools Menu and run </w:t>
       </w:r>
       <w:r>
@@ -4172,6 +4178,7 @@
           <w:b/>
           <w:bCs/>
         </w:rPr>
+        <w:lastRenderedPageBreak/>
         <w:t>Backup Folder:</w:t>
       </w:r>
       <w:r>
@@ -5488,6 +5495,7 @@
           <w:noProof/>
           <w:lang w:bidi="ar-SA"/>
         </w:rPr>
+        <w:lastRenderedPageBreak/>
         <w:drawing>
           <wp:inline distT="0" distB="0" distL="0" distR="0">
             <wp:extent cx="900113" cy="900113"/>
@@ -9159,7 +9167,7 @@
 </file>
 
 <file path=customXml/itemProps1.xml><?xml version="1.0" encoding="utf-8"?>
-<ds:datastoreItem xmlns:ds="http://schemas.openxmlformats.org/officeDocument/2006/customXml" ds:itemID="{E876A8DA-179E-4D4C-9E17-A17E4D609FBC}">
+<ds:datastoreItem xmlns:ds="http://schemas.openxmlformats.org/officeDocument/2006/customXml" ds:itemID="{88E61836-5943-40EC-82F1-4C2671E5C0FC}">
   <ds:schemaRefs>
     <ds:schemaRef ds:uri="http://schemas.openxmlformats.org/officeDocument/2006/bibliography"/>
   </ds:schemaRefs>

--- a/IDM BUILD_9/Help/Help.docx
+++ b/IDM BUILD_9/Help/Help.docx
@@ -83,8 +83,6 @@
         </w:rPr>
         <w:t>V0.9.9</w:t>
       </w:r>
-      <w:bookmarkStart w:id="1" w:name="_GoBack"/>
-      <w:bookmarkEnd w:id="1"/>
       <w:r>
         <w:rPr>
           <w:rFonts w:cs="Times New Roman"/>
@@ -172,21 +170,7 @@
         <w:rPr>
           <w:rFonts w:cs="Times New Roman"/>
         </w:rPr>
-        <w:t xml:space="preserve"> </w:t>
-      </w:r>
-      <w:proofErr w:type="spellStart"/>
-      <w:r>
-        <w:rPr>
-          <w:rFonts w:cs="Times New Roman"/>
-        </w:rPr>
-        <w:t>Gajjar</w:t>
-      </w:r>
-      <w:proofErr w:type="spellEnd"/>
-      <w:r>
-        <w:rPr>
-          <w:rFonts w:cs="Times New Roman"/>
-        </w:rPr>
-        <w:t xml:space="preserve"> Tejas</w:t>
+        <w:t xml:space="preserve"> Gajjar Tejas</w:t>
       </w:r>
     </w:p>
     <w:p>
@@ -219,11 +203,11 @@
         <w:pStyle w:val="Heading1"/>
         <w:framePr w:wrap="notBeside"/>
       </w:pPr>
-      <w:bookmarkStart w:id="2" w:name="_Toc338444602"/>
+      <w:bookmarkStart w:id="1" w:name="_Toc338444602"/>
       <w:r>
         <w:t>Help Content</w:t>
       </w:r>
-      <w:bookmarkEnd w:id="2"/>
+      <w:bookmarkEnd w:id="1"/>
     </w:p>
     <w:p>
       <w:pPr>
@@ -802,13 +786,13 @@
         <w:pStyle w:val="Heading1"/>
         <w:framePr w:wrap="notBeside"/>
       </w:pPr>
-      <w:bookmarkStart w:id="3" w:name="_1._Introduction"/>
-      <w:bookmarkStart w:id="4" w:name="_Toc338444603"/>
+      <w:bookmarkStart w:id="2" w:name="_1._Introduction"/>
+      <w:bookmarkStart w:id="3" w:name="_Toc338444603"/>
+      <w:bookmarkEnd w:id="2"/>
+      <w:r>
+        <w:t>1. Introduction</w:t>
+      </w:r>
       <w:bookmarkEnd w:id="3"/>
-      <w:r>
-        <w:t>1. Introduction</w:t>
-      </w:r>
-      <w:bookmarkEnd w:id="4"/>
       <w:r>
         <w:rPr>
           <w:noProof/>
@@ -913,16 +897,16 @@
         <w:pStyle w:val="Heading1"/>
         <w:framePr w:wrap="notBeside"/>
       </w:pPr>
-      <w:bookmarkStart w:id="5" w:name="_2._Features:"/>
-      <w:bookmarkStart w:id="6" w:name="_Toc338444604"/>
+      <w:bookmarkStart w:id="4" w:name="_2._Features:"/>
+      <w:bookmarkStart w:id="5" w:name="_Toc338444604"/>
+      <w:bookmarkEnd w:id="4"/>
+      <w:r>
+        <w:t xml:space="preserve">2. </w:t>
+      </w:r>
+      <w:r>
+        <w:t>Features:</w:t>
+      </w:r>
       <w:bookmarkEnd w:id="5"/>
-      <w:r>
-        <w:t xml:space="preserve">2. </w:t>
-      </w:r>
-      <w:r>
-        <w:t>Features:</w:t>
-      </w:r>
-      <w:bookmarkEnd w:id="6"/>
       <w:r>
         <w:rPr>
           <w:noProof/>
@@ -1250,19 +1234,19 @@
         <w:pStyle w:val="Heading1"/>
         <w:framePr w:wrap="notBeside"/>
       </w:pPr>
-      <w:bookmarkStart w:id="7" w:name="_3._System_Requirement:"/>
-      <w:bookmarkStart w:id="8" w:name="_Toc338444605"/>
+      <w:bookmarkStart w:id="6" w:name="_3._System_Requirement:"/>
+      <w:bookmarkStart w:id="7" w:name="_Toc338444605"/>
+      <w:bookmarkEnd w:id="6"/>
+      <w:r>
+        <w:t>3. System</w:t>
+      </w:r>
+      <w:r>
+        <w:t xml:space="preserve"> </w:t>
+      </w:r>
+      <w:r>
+        <w:t>Requirement:</w:t>
+      </w:r>
       <w:bookmarkEnd w:id="7"/>
-      <w:r>
-        <w:t>3. System</w:t>
-      </w:r>
-      <w:r>
-        <w:t xml:space="preserve"> </w:t>
-      </w:r>
-      <w:r>
-        <w:t>Requirement:</w:t>
-      </w:r>
-      <w:bookmarkEnd w:id="8"/>
       <w:r>
         <w:rPr>
           <w:noProof/>
@@ -1435,16 +1419,16 @@
         <w:pStyle w:val="Heading1"/>
         <w:framePr w:wrap="notBeside"/>
       </w:pPr>
-      <w:bookmarkStart w:id="9" w:name="_4._Using_IDM"/>
-      <w:bookmarkStart w:id="10" w:name="_Toc338444606"/>
+      <w:bookmarkStart w:id="8" w:name="_4._Using_IDM"/>
+      <w:bookmarkStart w:id="9" w:name="_Toc338444606"/>
+      <w:bookmarkEnd w:id="8"/>
+      <w:r>
+        <w:t>4. Using</w:t>
+      </w:r>
+      <w:r>
+        <w:t xml:space="preserve"> IDM Backup Manager</w:t>
+      </w:r>
       <w:bookmarkEnd w:id="9"/>
-      <w:r>
-        <w:t>4. Using</w:t>
-      </w:r>
-      <w:r>
-        <w:t xml:space="preserve"> IDM Backup Manager</w:t>
-      </w:r>
-      <w:bookmarkEnd w:id="10"/>
       <w:r>
         <w:rPr>
           <w:noProof/>
@@ -1493,44 +1477,44 @@
       <w:pPr>
         <w:pStyle w:val="Heading2"/>
       </w:pPr>
-      <w:bookmarkStart w:id="11" w:name="_(a)_Backing_up"/>
-      <w:bookmarkStart w:id="12" w:name="_4.1_Backing_up"/>
-      <w:bookmarkStart w:id="13" w:name="_Toc338444607"/>
+      <w:bookmarkStart w:id="10" w:name="_(a)_Backing_up"/>
+      <w:bookmarkStart w:id="11" w:name="_4.1_Backing_up"/>
+      <w:bookmarkStart w:id="12" w:name="_Toc338444607"/>
+      <w:bookmarkEnd w:id="10"/>
       <w:bookmarkEnd w:id="11"/>
+      <w:r>
+        <w:t>4.1</w:t>
+      </w:r>
+      <w:r>
+        <w:t xml:space="preserve"> </w:t>
+      </w:r>
+      <w:r>
+        <w:t>Backing up</w:t>
+      </w:r>
+      <w:r>
+        <w:t xml:space="preserve"> IDM</w:t>
+      </w:r>
       <w:bookmarkEnd w:id="12"/>
-      <w:r>
-        <w:t>4.1</w:t>
+    </w:p>
+    <w:p>
+      <w:pPr>
+        <w:pStyle w:val="Heading3"/>
+      </w:pPr>
+      <w:bookmarkStart w:id="13" w:name="_(i)_Full_Backup"/>
+      <w:bookmarkStart w:id="14" w:name="_4.1.1_Full_Backup"/>
+      <w:bookmarkStart w:id="15" w:name="_Toc338444608"/>
+      <w:bookmarkEnd w:id="13"/>
+      <w:bookmarkEnd w:id="14"/>
+      <w:r>
+        <w:t>4.1.1</w:t>
       </w:r>
       <w:r>
         <w:t xml:space="preserve"> </w:t>
       </w:r>
       <w:r>
-        <w:t>Backing up</w:t>
-      </w:r>
-      <w:r>
-        <w:t xml:space="preserve"> IDM</w:t>
-      </w:r>
-      <w:bookmarkEnd w:id="13"/>
-    </w:p>
-    <w:p>
-      <w:pPr>
-        <w:pStyle w:val="Heading3"/>
-      </w:pPr>
-      <w:bookmarkStart w:id="14" w:name="_(i)_Full_Backup"/>
-      <w:bookmarkStart w:id="15" w:name="_4.1.1_Full_Backup"/>
-      <w:bookmarkStart w:id="16" w:name="_Toc338444608"/>
-      <w:bookmarkEnd w:id="14"/>
+        <w:t>Full Backup</w:t>
+      </w:r>
       <w:bookmarkEnd w:id="15"/>
-      <w:r>
-        <w:t>4.1.1</w:t>
-      </w:r>
-      <w:r>
-        <w:t xml:space="preserve"> </w:t>
-      </w:r>
-      <w:r>
-        <w:t>Full Backup</w:t>
-      </w:r>
-      <w:bookmarkEnd w:id="16"/>
     </w:p>
     <w:p>
       <w:pPr>
@@ -1560,8 +1544,8 @@
         </w:rPr>
         <w:drawing>
           <wp:inline distT="0" distB="0" distL="0" distR="0" wp14:anchorId="1B1C47A3" wp14:editId="26F4EA7E">
-            <wp:extent cx="4334256" cy="2990088"/>
-            <wp:effectExtent l="0" t="0" r="0" b="1270"/>
+            <wp:extent cx="4334256" cy="2977958"/>
+            <wp:effectExtent l="0" t="0" r="0" b="0"/>
             <wp:docPr id="3" name="Picture 2"/>
             <wp:cNvGraphicFramePr>
               <a:graphicFrameLocks xmlns:a="http://schemas.openxmlformats.org/drawingml/2006/main" noChangeAspect="1"/>
@@ -1588,7 +1572,7 @@
                   <pic:spPr>
                     <a:xfrm>
                       <a:off x="0" y="0"/>
-                      <a:ext cx="4334256" cy="2990088"/>
+                      <a:ext cx="4334256" cy="2977958"/>
                     </a:xfrm>
                     <a:prstGeom prst="rect">
                       <a:avLst/>
@@ -1758,21 +1742,21 @@
       <w:pPr>
         <w:pStyle w:val="Heading3"/>
       </w:pPr>
-      <w:bookmarkStart w:id="17" w:name="_(ii)_Custom_Backup"/>
-      <w:bookmarkStart w:id="18" w:name="_4.1.2_Custom_Backup"/>
-      <w:bookmarkStart w:id="19" w:name="_Toc338444609"/>
+      <w:bookmarkStart w:id="16" w:name="_(ii)_Custom_Backup"/>
+      <w:bookmarkStart w:id="17" w:name="_4.1.2_Custom_Backup"/>
+      <w:bookmarkStart w:id="18" w:name="_Toc338444609"/>
+      <w:bookmarkEnd w:id="16"/>
       <w:bookmarkEnd w:id="17"/>
+      <w:r>
+        <w:t>4.1.2</w:t>
+      </w:r>
+      <w:r>
+        <w:t xml:space="preserve"> </w:t>
+      </w:r>
+      <w:r>
+        <w:t>Custom Backup</w:t>
+      </w:r>
       <w:bookmarkEnd w:id="18"/>
-      <w:r>
-        <w:t>4.1.2</w:t>
-      </w:r>
-      <w:r>
-        <w:t xml:space="preserve"> </w:t>
-      </w:r>
-      <w:r>
-        <w:t>Custom Backup</w:t>
-      </w:r>
-      <w:bookmarkEnd w:id="19"/>
     </w:p>
     <w:p>
       <w:pPr>
@@ -1958,18 +1942,18 @@
       <w:pPr>
         <w:pStyle w:val="Heading3"/>
       </w:pPr>
-      <w:bookmarkStart w:id="20" w:name="_(iii)_List_Backup"/>
-      <w:bookmarkStart w:id="21" w:name="_4.1.3_List_Backup"/>
-      <w:bookmarkStart w:id="22" w:name="_Toc338444610"/>
+      <w:bookmarkStart w:id="19" w:name="_(iii)_List_Backup"/>
+      <w:bookmarkStart w:id="20" w:name="_4.1.3_List_Backup"/>
+      <w:bookmarkStart w:id="21" w:name="_Toc338444610"/>
+      <w:bookmarkEnd w:id="19"/>
       <w:bookmarkEnd w:id="20"/>
+      <w:r>
+        <w:t>4.1.3</w:t>
+      </w:r>
+      <w:r>
+        <w:t xml:space="preserve"> List Backup</w:t>
+      </w:r>
       <w:bookmarkEnd w:id="21"/>
-      <w:r>
-        <w:t>4.1.3</w:t>
-      </w:r>
-      <w:r>
-        <w:t xml:space="preserve"> List Backup</w:t>
-      </w:r>
-      <w:bookmarkEnd w:id="22"/>
     </w:p>
     <w:p>
       <w:pPr>
@@ -2224,21 +2208,37 @@
       <w:pPr>
         <w:pStyle w:val="Heading2"/>
       </w:pPr>
-      <w:bookmarkStart w:id="23" w:name="_(b)_Restoring_IDM"/>
-      <w:bookmarkStart w:id="24" w:name="_4.2_Restoring_IDM"/>
-      <w:bookmarkStart w:id="25" w:name="_Toc338444611"/>
+      <w:bookmarkStart w:id="22" w:name="_(b)_Restoring_IDM"/>
+      <w:bookmarkStart w:id="23" w:name="_4.2_Restoring_IDM"/>
+      <w:bookmarkStart w:id="24" w:name="_Toc338444611"/>
+      <w:bookmarkEnd w:id="22"/>
       <w:bookmarkEnd w:id="23"/>
+      <w:r>
+        <w:t>4.2</w:t>
+      </w:r>
+      <w:r>
+        <w:t xml:space="preserve"> </w:t>
+      </w:r>
+      <w:r>
+        <w:t>Restoring IDM</w:t>
+      </w:r>
       <w:bookmarkEnd w:id="24"/>
-      <w:r>
-        <w:t>4.2</w:t>
-      </w:r>
-      <w:r>
-        <w:t xml:space="preserve"> </w:t>
-      </w:r>
-      <w:r>
-        <w:t>Restoring IDM</w:t>
-      </w:r>
+    </w:p>
+    <w:p>
+      <w:pPr>
+        <w:pStyle w:val="Heading3"/>
+      </w:pPr>
+      <w:bookmarkStart w:id="25" w:name="_(c)_IDM_List"/>
+      <w:bookmarkStart w:id="26" w:name="_4.3_IDM_List"/>
+      <w:bookmarkStart w:id="27" w:name="_Toc338444612"/>
       <w:bookmarkEnd w:id="25"/>
+      <w:bookmarkEnd w:id="26"/>
+      <w:r>
+        <w:t>4.2.1</w:t>
+      </w:r>
+      <w:r>
+        <w:t xml:space="preserve"> Restoring data</w:t>
+      </w:r>
     </w:p>
     <w:p>
       <w:pPr>
@@ -2268,9 +2268,9 @@
         </w:rPr>
         <w:lastRenderedPageBreak/>
         <w:drawing>
-          <wp:inline distT="0" distB="0" distL="0" distR="0" wp14:anchorId="397EB314" wp14:editId="4CA8CD39">
-            <wp:extent cx="4334256" cy="2990088"/>
-            <wp:effectExtent l="0" t="0" r="0" b="1270"/>
+          <wp:inline distT="0" distB="0" distL="0" distR="0" wp14:anchorId="7ED254F4" wp14:editId="66120B66">
+            <wp:extent cx="4334256" cy="2977958"/>
+            <wp:effectExtent l="0" t="0" r="0" b="0"/>
             <wp:docPr id="6" name="Picture 5"/>
             <wp:cNvGraphicFramePr>
               <a:graphicFrameLocks xmlns:a="http://schemas.openxmlformats.org/drawingml/2006/main" noChangeAspect="1"/>
@@ -2297,7 +2297,7 @@
                   <pic:spPr>
                     <a:xfrm>
                       <a:off x="0" y="0"/>
-                      <a:ext cx="4334256" cy="2990088"/>
+                      <a:ext cx="4334256" cy="2977958"/>
                     </a:xfrm>
                     <a:prstGeom prst="rect">
                       <a:avLst/>
@@ -2338,21 +2338,7 @@
           <w:rFonts w:cs="Times New Roman"/>
           <w:color w:val="000000" w:themeColor="text1"/>
         </w:rPr>
-        <w:t xml:space="preserve"> backup file</w:t>
-      </w:r>
-      <w:r>
-        <w:rPr>
-          <w:rFonts w:cs="Times New Roman"/>
-          <w:color w:val="000000" w:themeColor="text1"/>
-        </w:rPr>
-        <w:t>. (</w:t>
-      </w:r>
-      <w:r>
-        <w:rPr>
-          <w:rFonts w:cs="Times New Roman"/>
-          <w:color w:val="000000" w:themeColor="text1"/>
-        </w:rPr>
-        <w:t xml:space="preserve">Default extension is </w:t>
+        <w:t xml:space="preserve"> backup file. (Default extension is </w:t>
       </w:r>
       <w:proofErr w:type="spellStart"/>
       <w:r>
@@ -2370,14 +2356,7 @@
           <w:rFonts w:cs="Times New Roman"/>
           <w:color w:val="000000" w:themeColor="text1"/>
         </w:rPr>
-        <w:t xml:space="preserve"> – IDM Backup File)</w:t>
-      </w:r>
-      <w:r>
-        <w:rPr>
-          <w:rFonts w:cs="Times New Roman"/>
-          <w:color w:val="000000" w:themeColor="text1"/>
-        </w:rPr>
-        <w:t>.</w:t>
+        <w:t xml:space="preserve"> – IDM Backup File).</w:t>
       </w:r>
     </w:p>
     <w:p>
@@ -2434,23 +2413,7 @@
           <w:b/>
           <w:color w:val="FF0000"/>
         </w:rPr>
-        <w:t xml:space="preserve">another computer, </w:t>
-      </w:r>
-      <w:r>
-        <w:rPr>
-          <w:rFonts w:cs="Times New Roman"/>
-          <w:b/>
-          <w:color w:val="FF0000"/>
-        </w:rPr>
-        <w:t xml:space="preserve">different </w:t>
-      </w:r>
-      <w:r>
-        <w:rPr>
-          <w:rFonts w:cs="Times New Roman"/>
-          <w:b/>
-          <w:color w:val="FF0000"/>
-        </w:rPr>
-        <w:t>user account</w:t>
+        <w:t>another computer, different user account</w:t>
       </w:r>
       <w:r>
         <w:rPr>
@@ -2474,13 +2437,7 @@
         <w:rPr>
           <w:rFonts w:cs="Times New Roman"/>
         </w:rPr>
-        <w:t xml:space="preserve">Append/Merge </w:t>
-      </w:r>
-      <w:r>
-        <w:rPr>
-          <w:rFonts w:cs="Times New Roman"/>
-        </w:rPr>
-        <w:t>option will not delete users existing data.</w:t>
+        <w:t>Append/Merge option will not delete users existing data.</w:t>
       </w:r>
     </w:p>
     <w:p>
@@ -2498,150 +2455,55 @@
         <w:rPr>
           <w:rFonts w:cs="Times New Roman"/>
         </w:rPr>
-        <w:t>Choose this option to restore</w:t>
-      </w:r>
-      <w:r>
-        <w:rPr>
-          <w:rFonts w:cs="Times New Roman"/>
-        </w:rPr>
-        <w:t xml:space="preserve"> data as your choice</w:t>
-      </w:r>
-      <w:r>
-        <w:rPr>
-          <w:rFonts w:cs="Times New Roman"/>
-        </w:rPr>
-        <w:t>.</w:t>
-      </w:r>
-    </w:p>
-    <w:p>
-      <w:pPr>
-        <w:pStyle w:val="Heading2"/>
-      </w:pPr>
-      <w:bookmarkStart w:id="26" w:name="_(c)_IDM_List"/>
-      <w:bookmarkStart w:id="27" w:name="_4.3_IDM_List"/>
-      <w:bookmarkStart w:id="28" w:name="_Toc338444612"/>
-      <w:bookmarkEnd w:id="26"/>
-      <w:bookmarkEnd w:id="27"/>
-      <w:r>
-        <w:t>4.3</w:t>
-      </w:r>
-      <w:r>
-        <w:t xml:space="preserve"> </w:t>
-      </w:r>
-      <w:r>
-        <w:t>IDM List Manager</w:t>
-      </w:r>
-      <w:bookmarkEnd w:id="28"/>
-    </w:p>
-    <w:p>
-      <w:pPr>
-        <w:rPr>
-          <w:rFonts w:cs="Times New Roman"/>
-        </w:rPr>
-      </w:pPr>
-      <w:r>
-        <w:rPr>
-          <w:rFonts w:cs="Times New Roman"/>
-        </w:rPr>
-        <w:t xml:space="preserve">Go to </w:t>
-      </w:r>
-      <w:r>
-        <w:rPr>
-          <w:rFonts w:cs="Times New Roman"/>
-          <w:b/>
-          <w:bCs/>
-        </w:rPr>
-        <w:t>Tools Menu</w:t>
-      </w:r>
-      <w:r>
-        <w:rPr>
-          <w:rFonts w:cs="Times New Roman"/>
-        </w:rPr>
-        <w:t xml:space="preserve"> </w:t>
-      </w:r>
-      <w:r>
-        <w:rPr>
-          <w:rFonts w:cs="Times New Roman"/>
-        </w:rPr>
-        <w:sym w:font="Wingdings" w:char="F0E0"/>
-      </w:r>
-      <w:r>
-        <w:rPr>
-          <w:rFonts w:cs="Times New Roman"/>
-        </w:rPr>
-        <w:t xml:space="preserve"> </w:t>
-      </w:r>
-      <w:r>
-        <w:rPr>
-          <w:rFonts w:cs="Times New Roman"/>
-        </w:rPr>
-        <w:t xml:space="preserve">and run </w:t>
-      </w:r>
-      <w:r>
-        <w:rPr>
-          <w:rFonts w:cs="Times New Roman"/>
-          <w:b/>
-          <w:bCs/>
-        </w:rPr>
-        <w:t xml:space="preserve">IDM List </w:t>
-      </w:r>
-      <w:r>
-        <w:rPr>
-          <w:rFonts w:cs="Times New Roman"/>
-          <w:b/>
-          <w:bCs/>
-        </w:rPr>
-        <w:t>Manager</w:t>
-      </w:r>
-      <w:r>
-        <w:rPr>
-          <w:rFonts w:cs="Times New Roman"/>
-        </w:rPr>
-        <w:t>. It</w:t>
-      </w:r>
-      <w:r>
-        <w:rPr>
-          <w:rFonts w:cs="Times New Roman"/>
-        </w:rPr>
-        <w:t xml:space="preserve"> may take some time to analyze IDM </w:t>
-      </w:r>
-      <w:r>
-        <w:rPr>
-          <w:rFonts w:cs="Times New Roman"/>
-        </w:rPr>
-        <w:t xml:space="preserve">List. </w:t>
-      </w:r>
-      <w:r>
-        <w:rPr>
-          <w:rFonts w:cs="Times New Roman"/>
-        </w:rPr>
-        <w:t>Screenshots</w:t>
-      </w:r>
-      <w:r>
-        <w:rPr>
-          <w:rFonts w:cs="Times New Roman"/>
-        </w:rPr>
-        <w:t xml:space="preserve"> of IDM List Manager is shown below:</w:t>
+        <w:t>Choose this option to restore data as your choice.</w:t>
+      </w:r>
+    </w:p>
+    <w:p>
+      <w:pPr>
+        <w:pStyle w:val="ListParagraph"/>
+        <w:numPr>
+          <w:ilvl w:val="0"/>
+          <w:numId w:val="16"/>
+        </w:numPr>
+        <w:rPr>
+          <w:rFonts w:cs="Times New Roman"/>
+        </w:rPr>
+      </w:pPr>
+      <w:r>
+        <w:rPr>
+          <w:rFonts w:cs="Times New Roman"/>
+        </w:rPr>
+        <w:t>This will show your IDM Backup Manager File Information.</w:t>
+      </w:r>
+    </w:p>
+    <w:p/>
+    <w:p>
+      <w:pPr>
+        <w:pStyle w:val="Heading3"/>
+      </w:pPr>
+      <w:r>
+        <w:t xml:space="preserve">4.2.2 </w:t>
+      </w:r>
+      <w:r>
+        <w:t>Backup File Information</w:t>
       </w:r>
     </w:p>
     <w:p>
       <w:pPr>
         <w:jc w:val="center"/>
-        <w:rPr>
-          <w:rFonts w:cs="Times New Roman"/>
-        </w:rPr>
-      </w:pPr>
-      <w:r>
-        <w:rPr>
-          <w:rFonts w:cs="Times New Roman"/>
+      </w:pPr>
+      <w:bookmarkStart w:id="28" w:name="_GoBack"/>
+      <w:r>
+        <w:rPr>
           <w:noProof/>
           <w:lang w:bidi="ar-SA"/>
         </w:rPr>
+        <w:lastRenderedPageBreak/>
         <w:drawing>
-          <wp:inline distT="0" distB="0" distL="0" distR="0" wp14:anchorId="02D5DE13" wp14:editId="61B534A0">
-            <wp:extent cx="5583600" cy="1926000"/>
-            <wp:effectExtent l="0" t="0" r="0" b="0"/>
-            <wp:docPr id="7" name="Picture 6"/>
+          <wp:inline distT="0" distB="0" distL="0" distR="0">
+            <wp:extent cx="4124901" cy="4067743"/>
+            <wp:effectExtent l="0" t="0" r="9525" b="9525"/>
+            <wp:docPr id="21" name="Picture 21"/>
             <wp:cNvGraphicFramePr>
               <a:graphicFrameLocks xmlns:a="http://schemas.openxmlformats.org/drawingml/2006/main" noChangeAspect="1"/>
             </wp:cNvGraphicFramePr>
@@ -2649,7 +2511,7 @@
               <a:graphicData uri="http://schemas.openxmlformats.org/drawingml/2006/picture">
                 <pic:pic xmlns:pic="http://schemas.openxmlformats.org/drawingml/2006/picture">
                   <pic:nvPicPr>
-                    <pic:cNvPr id="0" name="IDM LIST MANAGER.jpg"/>
+                    <pic:cNvPr id="21" name="image017.png"/>
                     <pic:cNvPicPr/>
                   </pic:nvPicPr>
                   <pic:blipFill>
@@ -2667,15 +2529,11 @@
                   <pic:spPr>
                     <a:xfrm>
                       <a:off x="0" y="0"/>
-                      <a:ext cx="5583600" cy="1926000"/>
+                      <a:ext cx="4124901" cy="4067743"/>
                     </a:xfrm>
                     <a:prstGeom prst="rect">
                       <a:avLst/>
                     </a:prstGeom>
-                    <a:noFill/>
-                    <a:ln>
-                      <a:noFill/>
-                    </a:ln>
                   </pic:spPr>
                 </pic:pic>
               </a:graphicData>
@@ -2683,50 +2541,34 @@
           </wp:inline>
         </w:drawing>
       </w:r>
-    </w:p>
-    <w:p>
-      <w:pPr>
-        <w:pStyle w:val="Heading3"/>
-      </w:pPr>
-      <w:bookmarkStart w:id="29" w:name="_(i)_Analyzing_the"/>
-      <w:bookmarkStart w:id="30" w:name="_4.3.1_Analyzing_the"/>
-      <w:bookmarkStart w:id="31" w:name="_Toc338444613"/>
-      <w:bookmarkEnd w:id="29"/>
-      <w:bookmarkEnd w:id="30"/>
-      <w:r>
-        <w:t>4.3.1</w:t>
+      <w:bookmarkEnd w:id="28"/>
+    </w:p>
+    <w:p>
+      <w:pPr>
+        <w:pStyle w:val="Heading2"/>
+      </w:pPr>
+      <w:r>
+        <w:t>4.3</w:t>
       </w:r>
       <w:r>
         <w:t xml:space="preserve"> </w:t>
       </w:r>
       <w:r>
-        <w:t xml:space="preserve">Analyzing </w:t>
-      </w:r>
-      <w:r>
-        <w:t>the</w:t>
-      </w:r>
-      <w:r>
-        <w:t xml:space="preserve"> File</w:t>
-      </w:r>
-      <w:bookmarkEnd w:id="31"/>
-    </w:p>
-    <w:p>
-      <w:pPr>
-        <w:rPr>
-          <w:rFonts w:cs="Times New Roman"/>
-        </w:rPr>
-      </w:pPr>
-      <w:r>
-        <w:rPr>
-          <w:rFonts w:cs="Times New Roman"/>
-        </w:rPr>
-        <w:t xml:space="preserve">Press </w:t>
-      </w:r>
-      <w:r>
-        <w:rPr>
-          <w:rFonts w:cs="Times New Roman"/>
-        </w:rPr>
-        <w:t>(</w:t>
+        <w:t>IDM List Manager</w:t>
+      </w:r>
+      <w:bookmarkEnd w:id="27"/>
+    </w:p>
+    <w:p>
+      <w:pPr>
+        <w:rPr>
+          <w:rFonts w:cs="Times New Roman"/>
+        </w:rPr>
+      </w:pPr>
+      <w:r>
+        <w:rPr>
+          <w:rFonts w:cs="Times New Roman"/>
+        </w:rPr>
+        <w:t xml:space="preserve">Go to </w:t>
       </w:r>
       <w:r>
         <w:rPr>
@@ -2734,7 +2576,7 @@
           <w:b/>
           <w:bCs/>
         </w:rPr>
-        <w:t>File Menu</w:t>
+        <w:t>Tools Menu</w:t>
       </w:r>
       <w:r>
         <w:rPr>
@@ -2753,6 +2595,12 @@
           <w:rFonts w:cs="Times New Roman"/>
         </w:rPr>
         <w:t xml:space="preserve"> </w:t>
+      </w:r>
+      <w:r>
+        <w:rPr>
+          <w:rFonts w:cs="Times New Roman"/>
+        </w:rPr>
+        <w:t xml:space="preserve">and run </w:t>
       </w:r>
       <w:r>
         <w:rPr>
@@ -2760,323 +2608,7 @@
           <w:b/>
           <w:bCs/>
         </w:rPr>
-        <w:t>Analyze</w:t>
-      </w:r>
-      <w:r>
-        <w:rPr>
-          <w:rFonts w:cs="Times New Roman"/>
-        </w:rPr>
-        <w:t xml:space="preserve">) </w:t>
-      </w:r>
-      <w:r>
-        <w:rPr>
-          <w:rFonts w:cs="Times New Roman"/>
-        </w:rPr>
-        <w:t>Analyze</w:t>
-      </w:r>
-      <w:r>
-        <w:rPr>
-          <w:rFonts w:cs="Times New Roman"/>
-        </w:rPr>
-        <w:t xml:space="preserve"> (Refresh)</w:t>
-      </w:r>
-      <w:r>
-        <w:rPr>
-          <w:rFonts w:cs="Times New Roman"/>
-        </w:rPr>
-        <w:t xml:space="preserve"> file</w:t>
-      </w:r>
-      <w:r>
-        <w:rPr>
-          <w:rFonts w:cs="Times New Roman"/>
-        </w:rPr>
-        <w:t xml:space="preserve"> to refresh status</w:t>
-      </w:r>
-      <w:r>
-        <w:rPr>
-          <w:rFonts w:cs="Times New Roman"/>
-        </w:rPr>
-        <w:t xml:space="preserve"> of</w:t>
-      </w:r>
-      <w:r>
-        <w:rPr>
-          <w:rFonts w:cs="Times New Roman"/>
-        </w:rPr>
-        <w:t>:</w:t>
-      </w:r>
-    </w:p>
-    <w:p>
-      <w:pPr>
-        <w:pStyle w:val="ListParagraph"/>
-        <w:numPr>
-          <w:ilvl w:val="0"/>
-          <w:numId w:val="17"/>
-        </w:numPr>
-        <w:rPr>
-          <w:rFonts w:cs="Times New Roman"/>
-        </w:rPr>
-      </w:pPr>
-      <w:r>
-        <w:rPr>
-          <w:rFonts w:cs="Times New Roman"/>
-        </w:rPr>
-        <w:lastRenderedPageBreak/>
-        <w:t>List According To Download:</w:t>
-      </w:r>
-    </w:p>
-    <w:p>
-      <w:pPr>
-        <w:pStyle w:val="ListParagraph"/>
-        <w:numPr>
-          <w:ilvl w:val="1"/>
-          <w:numId w:val="17"/>
-        </w:numPr>
-        <w:rPr>
-          <w:rFonts w:cs="Times New Roman"/>
-        </w:rPr>
-      </w:pPr>
-      <w:r>
-        <w:rPr>
-          <w:rFonts w:cs="Times New Roman"/>
-        </w:rPr>
-        <w:t>List All Download</w:t>
-      </w:r>
-    </w:p>
-    <w:p>
-      <w:pPr>
-        <w:pStyle w:val="ListParagraph"/>
-        <w:numPr>
-          <w:ilvl w:val="1"/>
-          <w:numId w:val="17"/>
-        </w:numPr>
-        <w:rPr>
-          <w:rFonts w:cs="Times New Roman"/>
-        </w:rPr>
-      </w:pPr>
-      <w:r>
-        <w:rPr>
-          <w:rFonts w:cs="Times New Roman"/>
-        </w:rPr>
-        <w:t>Fi</w:t>
-      </w:r>
-      <w:r>
-        <w:rPr>
-          <w:rFonts w:cs="Times New Roman"/>
-        </w:rPr>
-        <w:t>nished</w:t>
-      </w:r>
-      <w:r>
-        <w:rPr>
-          <w:rFonts w:cs="Times New Roman"/>
-        </w:rPr>
-        <w:t xml:space="preserve"> Download</w:t>
-      </w:r>
-    </w:p>
-    <w:p>
-      <w:pPr>
-        <w:pStyle w:val="ListParagraph"/>
-        <w:numPr>
-          <w:ilvl w:val="1"/>
-          <w:numId w:val="17"/>
-        </w:numPr>
-        <w:rPr>
-          <w:rFonts w:cs="Times New Roman"/>
-        </w:rPr>
-      </w:pPr>
-      <w:r>
-        <w:rPr>
-          <w:rFonts w:cs="Times New Roman"/>
-        </w:rPr>
-        <w:t>Unfinished Downloads and</w:t>
-      </w:r>
-    </w:p>
-    <w:p>
-      <w:pPr>
-        <w:pStyle w:val="ListParagraph"/>
-        <w:numPr>
-          <w:ilvl w:val="1"/>
-          <w:numId w:val="17"/>
-        </w:numPr>
-        <w:rPr>
-          <w:rFonts w:cs="Times New Roman"/>
-        </w:rPr>
-      </w:pPr>
-      <w:r>
-        <w:rPr>
-          <w:rFonts w:cs="Times New Roman"/>
-        </w:rPr>
-        <w:t>Unfinished Download Data</w:t>
-      </w:r>
-    </w:p>
-    <w:p>
-      <w:pPr>
-        <w:pStyle w:val="ListParagraph"/>
-        <w:numPr>
-          <w:ilvl w:val="0"/>
-          <w:numId w:val="17"/>
-        </w:numPr>
-        <w:rPr>
-          <w:rFonts w:cs="Times New Roman"/>
-        </w:rPr>
-      </w:pPr>
-      <w:r>
-        <w:rPr>
-          <w:rFonts w:cs="Times New Roman"/>
-        </w:rPr>
-        <w:t>List According To Categories</w:t>
-      </w:r>
-    </w:p>
-    <w:p>
-      <w:pPr>
-        <w:pStyle w:val="ListParagraph"/>
-        <w:numPr>
-          <w:ilvl w:val="1"/>
-          <w:numId w:val="17"/>
-        </w:numPr>
-        <w:rPr>
-          <w:rFonts w:cs="Times New Roman"/>
-        </w:rPr>
-      </w:pPr>
-      <w:r>
-        <w:rPr>
-          <w:rFonts w:cs="Times New Roman"/>
-        </w:rPr>
-        <w:t>All</w:t>
-      </w:r>
-    </w:p>
-    <w:p>
-      <w:pPr>
-        <w:pStyle w:val="ListParagraph"/>
-        <w:numPr>
-          <w:ilvl w:val="1"/>
-          <w:numId w:val="17"/>
-        </w:numPr>
-        <w:rPr>
-          <w:rFonts w:cs="Times New Roman"/>
-        </w:rPr>
-      </w:pPr>
-      <w:r>
-        <w:rPr>
-          <w:rFonts w:cs="Times New Roman"/>
-        </w:rPr>
-        <w:t>Compressed</w:t>
-      </w:r>
-    </w:p>
-    <w:p>
-      <w:pPr>
-        <w:pStyle w:val="ListParagraph"/>
-        <w:numPr>
-          <w:ilvl w:val="1"/>
-          <w:numId w:val="17"/>
-        </w:numPr>
-        <w:rPr>
-          <w:rFonts w:cs="Times New Roman"/>
-        </w:rPr>
-      </w:pPr>
-      <w:r>
-        <w:rPr>
-          <w:rFonts w:cs="Times New Roman"/>
-        </w:rPr>
-        <w:t>Documents</w:t>
-      </w:r>
-    </w:p>
-    <w:p>
-      <w:pPr>
-        <w:pStyle w:val="ListParagraph"/>
-        <w:numPr>
-          <w:ilvl w:val="1"/>
-          <w:numId w:val="17"/>
-        </w:numPr>
-        <w:rPr>
-          <w:rFonts w:cs="Times New Roman"/>
-        </w:rPr>
-      </w:pPr>
-      <w:r>
-        <w:rPr>
-          <w:rFonts w:cs="Times New Roman"/>
-        </w:rPr>
-        <w:t>Music</w:t>
-      </w:r>
-    </w:p>
-    <w:p>
-      <w:pPr>
-        <w:pStyle w:val="ListParagraph"/>
-        <w:numPr>
-          <w:ilvl w:val="1"/>
-          <w:numId w:val="17"/>
-        </w:numPr>
-        <w:rPr>
-          <w:rFonts w:cs="Times New Roman"/>
-        </w:rPr>
-      </w:pPr>
-      <w:r>
-        <w:rPr>
-          <w:rFonts w:cs="Times New Roman"/>
-        </w:rPr>
-        <w:t>Video and</w:t>
-      </w:r>
-    </w:p>
-    <w:p>
-      <w:pPr>
-        <w:pStyle w:val="ListParagraph"/>
-        <w:numPr>
-          <w:ilvl w:val="1"/>
-          <w:numId w:val="17"/>
-        </w:numPr>
-        <w:rPr>
-          <w:rFonts w:cs="Times New Roman"/>
-        </w:rPr>
-      </w:pPr>
-      <w:r>
-        <w:rPr>
-          <w:rFonts w:cs="Times New Roman"/>
-        </w:rPr>
-        <w:t xml:space="preserve">Other Categories which is </w:t>
-      </w:r>
-      <w:r>
-        <w:rPr>
-          <w:rFonts w:cs="Times New Roman"/>
-        </w:rPr>
-        <w:t>Manually Created By User</w:t>
-      </w:r>
-    </w:p>
-    <w:p>
-      <w:pPr>
-        <w:pStyle w:val="Heading3"/>
-      </w:pPr>
-      <w:bookmarkStart w:id="32" w:name="_(ii)_Joining_File"/>
-      <w:bookmarkStart w:id="33" w:name="_4.3.2_Joining_FILE"/>
-      <w:bookmarkStart w:id="34" w:name="_Toc338444614"/>
-      <w:bookmarkEnd w:id="32"/>
-      <w:bookmarkEnd w:id="33"/>
-      <w:r>
-        <w:t>4.3.2</w:t>
-      </w:r>
-      <w:r>
-        <w:t xml:space="preserve"> </w:t>
-      </w:r>
-      <w:r>
-        <w:t xml:space="preserve">Joining </w:t>
-      </w:r>
-      <w:bookmarkEnd w:id="34"/>
-      <w:r>
-        <w:t>FILE (</w:t>
-      </w:r>
-      <w:r>
-        <w:t>Experimental)</w:t>
-      </w:r>
-    </w:p>
-    <w:p>
-      <w:pPr>
-        <w:rPr>
-          <w:rFonts w:cs="Times New Roman"/>
-        </w:rPr>
-      </w:pPr>
-      <w:r>
-        <w:rPr>
-          <w:rFonts w:cs="Times New Roman"/>
-        </w:rPr>
-        <w:t xml:space="preserve">Go to </w:t>
+        <w:t xml:space="preserve">IDM List </w:t>
       </w:r>
       <w:r>
         <w:rPr>
@@ -3084,112 +2616,37 @@
           <w:b/>
           <w:bCs/>
         </w:rPr>
-        <w:t>V</w:t>
-      </w:r>
-      <w:r>
-        <w:rPr>
-          <w:rFonts w:cs="Times New Roman"/>
-          <w:b/>
-          <w:bCs/>
-        </w:rPr>
-        <w:t>iew</w:t>
-      </w:r>
-      <w:r>
-        <w:rPr>
-          <w:rFonts w:cs="Times New Roman"/>
-        </w:rPr>
-        <w:sym w:font="Wingdings" w:char="F0E0"/>
-      </w:r>
-      <w:r>
-        <w:rPr>
-          <w:rFonts w:cs="Times New Roman"/>
-        </w:rPr>
-        <w:t xml:space="preserve"> </w:t>
-      </w:r>
-      <w:r>
-        <w:rPr>
-          <w:rFonts w:cs="Times New Roman"/>
-          <w:b/>
-          <w:bCs/>
-        </w:rPr>
-        <w:t>List</w:t>
-      </w:r>
-      <w:r>
-        <w:rPr>
-          <w:rFonts w:cs="Times New Roman"/>
-        </w:rPr>
-        <w:sym w:font="Wingdings" w:char="F0E0"/>
-      </w:r>
-      <w:r>
-        <w:rPr>
-          <w:rFonts w:cs="Times New Roman"/>
-        </w:rPr>
-        <w:t xml:space="preserve"> </w:t>
-      </w:r>
-      <w:r>
-        <w:rPr>
-          <w:rFonts w:cs="Times New Roman"/>
-        </w:rPr>
-        <w:t xml:space="preserve">and select </w:t>
-      </w:r>
-      <w:r>
-        <w:rPr>
-          <w:rFonts w:cs="Times New Roman"/>
-          <w:b/>
-          <w:bCs/>
-        </w:rPr>
-        <w:t>Unfinished</w:t>
-      </w:r>
-      <w:r>
-        <w:rPr>
-          <w:rFonts w:cs="Times New Roman"/>
-          <w:b/>
-          <w:bCs/>
-        </w:rPr>
-        <w:t xml:space="preserve"> Download Data</w:t>
-      </w:r>
-      <w:r>
-        <w:rPr>
-          <w:rFonts w:cs="Times New Roman"/>
-        </w:rPr>
-        <w:t xml:space="preserve"> </w:t>
-      </w:r>
-      <w:r>
-        <w:rPr>
-          <w:rFonts w:cs="Times New Roman"/>
-        </w:rPr>
-        <w:t xml:space="preserve">and Then </w:t>
-      </w:r>
-      <w:r>
-        <w:rPr>
-          <w:rFonts w:cs="Times New Roman"/>
-          <w:b/>
-        </w:rPr>
-        <w:t>analyze</w:t>
-      </w:r>
-      <w:r>
-        <w:rPr>
-          <w:rFonts w:cs="Times New Roman"/>
-        </w:rPr>
-        <w:t xml:space="preserve"> then right</w:t>
-      </w:r>
-      <w:r>
-        <w:rPr>
-          <w:rFonts w:cs="Times New Roman"/>
-        </w:rPr>
-        <w:t xml:space="preserve"> click appropriate item to force </w:t>
-      </w:r>
-      <w:r>
-        <w:rPr>
-          <w:rFonts w:cs="Times New Roman"/>
-        </w:rPr>
-        <w:t>join</w:t>
-      </w:r>
-      <w:r>
-        <w:rPr>
-          <w:rFonts w:cs="Times New Roman"/>
-        </w:rPr>
-        <w:t xml:space="preserve"> it as shown below screen shot.</w:t>
+        <w:t>Manager</w:t>
+      </w:r>
+      <w:r>
+        <w:rPr>
+          <w:rFonts w:cs="Times New Roman"/>
+        </w:rPr>
+        <w:t>. It</w:t>
+      </w:r>
+      <w:r>
+        <w:rPr>
+          <w:rFonts w:cs="Times New Roman"/>
+        </w:rPr>
+        <w:t xml:space="preserve"> may take some time to analyze IDM </w:t>
+      </w:r>
+      <w:r>
+        <w:rPr>
+          <w:rFonts w:cs="Times New Roman"/>
+        </w:rPr>
+        <w:t xml:space="preserve">List. </w:t>
+      </w:r>
+      <w:r>
+        <w:rPr>
+          <w:rFonts w:cs="Times New Roman"/>
+        </w:rPr>
+        <w:t>Screenshots</w:t>
+      </w:r>
+      <w:r>
+        <w:rPr>
+          <w:rFonts w:cs="Times New Roman"/>
+        </w:rPr>
+        <w:t xml:space="preserve"> of IDM List Manager is shown below:</w:t>
       </w:r>
     </w:p>
     <w:p>
@@ -3206,10 +2663,10 @@
           <w:lang w:bidi="ar-SA"/>
         </w:rPr>
         <w:drawing>
-          <wp:inline distT="0" distB="0" distL="0" distR="0" wp14:anchorId="7FB0C107" wp14:editId="3AEA37C2">
-            <wp:extent cx="4996823" cy="1257300"/>
+          <wp:inline distT="0" distB="0" distL="0" distR="0" wp14:anchorId="02D5DE13" wp14:editId="61B534A0">
+            <wp:extent cx="5513832" cy="2459736"/>
             <wp:effectExtent l="0" t="0" r="0" b="0"/>
-            <wp:docPr id="8" name="Picture 7"/>
+            <wp:docPr id="7" name="Picture 6"/>
             <wp:cNvGraphicFramePr>
               <a:graphicFrameLocks xmlns:a="http://schemas.openxmlformats.org/drawingml/2006/main" noChangeAspect="1"/>
             </wp:cNvGraphicFramePr>
@@ -3217,7 +2674,7 @@
               <a:graphicData uri="http://schemas.openxmlformats.org/drawingml/2006/picture">
                 <pic:pic xmlns:pic="http://schemas.openxmlformats.org/drawingml/2006/picture">
                   <pic:nvPicPr>
-                    <pic:cNvPr id="0" name="force join.jpg"/>
+                    <pic:cNvPr id="0" name="IDM LIST MANAGER.jpg"/>
                     <pic:cNvPicPr/>
                   </pic:nvPicPr>
                   <pic:blipFill>
@@ -3235,7 +2692,7 @@
                   <pic:spPr>
                     <a:xfrm>
                       <a:off x="0" y="0"/>
-                      <a:ext cx="5038636" cy="1267821"/>
+                      <a:ext cx="5513832" cy="2459736"/>
                     </a:xfrm>
                     <a:prstGeom prst="rect">
                       <a:avLst/>
@@ -3256,122 +2713,508 @@
       <w:pPr>
         <w:pStyle w:val="Heading3"/>
       </w:pPr>
-      <w:bookmarkStart w:id="35" w:name="_(iii)_Removing_File"/>
-      <w:bookmarkStart w:id="36" w:name="_4.3.3_Removing_File"/>
-      <w:bookmarkStart w:id="37" w:name="_Toc338444615"/>
-      <w:bookmarkEnd w:id="35"/>
-      <w:bookmarkEnd w:id="36"/>
-      <w:r>
-        <w:t>4.3.3</w:t>
+      <w:bookmarkStart w:id="29" w:name="_(i)_Analyzing_the"/>
+      <w:bookmarkStart w:id="30" w:name="_4.3.1_Analyzing_the"/>
+      <w:bookmarkStart w:id="31" w:name="_Toc338444613"/>
+      <w:bookmarkEnd w:id="29"/>
+      <w:bookmarkEnd w:id="30"/>
+      <w:r>
+        <w:t>4.3.1</w:t>
       </w:r>
       <w:r>
         <w:t xml:space="preserve"> </w:t>
       </w:r>
       <w:r>
-        <w:t>Removing File</w:t>
-      </w:r>
-      <w:bookmarkEnd w:id="37"/>
-    </w:p>
-    <w:p>
-      <w:pPr>
-        <w:rPr>
-          <w:rFonts w:cs="Times New Roman"/>
-        </w:rPr>
-      </w:pPr>
-      <w:r>
-        <w:rPr>
-          <w:rFonts w:cs="Times New Roman"/>
-        </w:rPr>
-        <w:t xml:space="preserve">Right click </w:t>
-      </w:r>
-      <w:r>
-        <w:rPr>
-          <w:rFonts w:cs="Times New Roman"/>
-        </w:rPr>
-        <w:t xml:space="preserve">on item </w:t>
-      </w:r>
-      <w:r>
-        <w:rPr>
-          <w:rFonts w:cs="Times New Roman"/>
-        </w:rPr>
-        <w:t>and Press remove</w:t>
-      </w:r>
-      <w:r>
-        <w:rPr>
-          <w:rFonts w:cs="Times New Roman"/>
-        </w:rPr>
-        <w:t xml:space="preserve"> to remove selected file item will deleted from IDM List. </w:t>
+        <w:t xml:space="preserve">Analyzing </w:t>
+      </w:r>
+      <w:r>
+        <w:t>the</w:t>
+      </w:r>
+      <w:r>
+        <w:t xml:space="preserve"> File</w:t>
+      </w:r>
+      <w:bookmarkEnd w:id="31"/>
+    </w:p>
+    <w:p>
+      <w:pPr>
+        <w:rPr>
+          <w:rFonts w:cs="Times New Roman"/>
+        </w:rPr>
+      </w:pPr>
+      <w:r>
+        <w:rPr>
+          <w:rFonts w:cs="Times New Roman"/>
+        </w:rPr>
+        <w:lastRenderedPageBreak/>
+        <w:t xml:space="preserve">Press </w:t>
+      </w:r>
+      <w:r>
+        <w:rPr>
+          <w:rFonts w:cs="Times New Roman"/>
+        </w:rPr>
+        <w:t>(</w:t>
       </w:r>
       <w:r>
         <w:rPr>
           <w:rFonts w:cs="Times New Roman"/>
           <w:b/>
-          <w:color w:val="FF0000"/>
-        </w:rPr>
-        <w:t>Be Careful!</w:t>
+          <w:bCs/>
+        </w:rPr>
+        <w:t>File Menu</w:t>
+      </w:r>
+      <w:r>
+        <w:rPr>
+          <w:rFonts w:cs="Times New Roman"/>
+        </w:rPr>
+        <w:t xml:space="preserve"> </w:t>
+      </w:r>
+      <w:r>
+        <w:rPr>
+          <w:rFonts w:cs="Times New Roman"/>
+        </w:rPr>
+        <w:sym w:font="Wingdings" w:char="F0E0"/>
+      </w:r>
+      <w:r>
+        <w:rPr>
+          <w:rFonts w:cs="Times New Roman"/>
+        </w:rPr>
+        <w:t xml:space="preserve"> </w:t>
+      </w:r>
+      <w:r>
+        <w:rPr>
+          <w:rFonts w:cs="Times New Roman"/>
+          <w:b/>
+          <w:bCs/>
+        </w:rPr>
+        <w:t>Analyze</w:t>
+      </w:r>
+      <w:r>
+        <w:rPr>
+          <w:rFonts w:cs="Times New Roman"/>
+        </w:rPr>
+        <w:t xml:space="preserve">) </w:t>
+      </w:r>
+      <w:r>
+        <w:rPr>
+          <w:rFonts w:cs="Times New Roman"/>
+        </w:rPr>
+        <w:t>Analyze</w:t>
+      </w:r>
+      <w:r>
+        <w:rPr>
+          <w:rFonts w:cs="Times New Roman"/>
+        </w:rPr>
+        <w:t xml:space="preserve"> (Refresh)</w:t>
+      </w:r>
+      <w:r>
+        <w:rPr>
+          <w:rFonts w:cs="Times New Roman"/>
+        </w:rPr>
+        <w:t xml:space="preserve"> file</w:t>
+      </w:r>
+      <w:r>
+        <w:rPr>
+          <w:rFonts w:cs="Times New Roman"/>
+        </w:rPr>
+        <w:t xml:space="preserve"> to refresh status</w:t>
+      </w:r>
+      <w:r>
+        <w:rPr>
+          <w:rFonts w:cs="Times New Roman"/>
+        </w:rPr>
+        <w:t xml:space="preserve"> of</w:t>
+      </w:r>
+      <w:r>
+        <w:rPr>
+          <w:rFonts w:cs="Times New Roman"/>
+        </w:rPr>
+        <w:t>:</w:t>
+      </w:r>
+    </w:p>
+    <w:p>
+      <w:pPr>
+        <w:pStyle w:val="ListParagraph"/>
+        <w:numPr>
+          <w:ilvl w:val="0"/>
+          <w:numId w:val="17"/>
+        </w:numPr>
+        <w:rPr>
+          <w:rFonts w:cs="Times New Roman"/>
+        </w:rPr>
+      </w:pPr>
+      <w:r>
+        <w:rPr>
+          <w:rFonts w:cs="Times New Roman"/>
+        </w:rPr>
+        <w:t>List According To Download:</w:t>
+      </w:r>
+    </w:p>
+    <w:p>
+      <w:pPr>
+        <w:pStyle w:val="ListParagraph"/>
+        <w:numPr>
+          <w:ilvl w:val="1"/>
+          <w:numId w:val="17"/>
+        </w:numPr>
+        <w:rPr>
+          <w:rFonts w:cs="Times New Roman"/>
+        </w:rPr>
+      </w:pPr>
+      <w:r>
+        <w:rPr>
+          <w:rFonts w:cs="Times New Roman"/>
+        </w:rPr>
+        <w:t>List All Download</w:t>
+      </w:r>
+    </w:p>
+    <w:p>
+      <w:pPr>
+        <w:pStyle w:val="ListParagraph"/>
+        <w:numPr>
+          <w:ilvl w:val="1"/>
+          <w:numId w:val="17"/>
+        </w:numPr>
+        <w:rPr>
+          <w:rFonts w:cs="Times New Roman"/>
+        </w:rPr>
+      </w:pPr>
+      <w:r>
+        <w:rPr>
+          <w:rFonts w:cs="Times New Roman"/>
+        </w:rPr>
+        <w:t>Fi</w:t>
+      </w:r>
+      <w:r>
+        <w:rPr>
+          <w:rFonts w:cs="Times New Roman"/>
+        </w:rPr>
+        <w:t>nished</w:t>
+      </w:r>
+      <w:r>
+        <w:rPr>
+          <w:rFonts w:cs="Times New Roman"/>
+        </w:rPr>
+        <w:t xml:space="preserve"> Download</w:t>
+      </w:r>
+    </w:p>
+    <w:p>
+      <w:pPr>
+        <w:pStyle w:val="ListParagraph"/>
+        <w:numPr>
+          <w:ilvl w:val="1"/>
+          <w:numId w:val="17"/>
+        </w:numPr>
+        <w:rPr>
+          <w:rFonts w:cs="Times New Roman"/>
+        </w:rPr>
+      </w:pPr>
+      <w:r>
+        <w:rPr>
+          <w:rFonts w:cs="Times New Roman"/>
+        </w:rPr>
+        <w:t>Unfinished Downloads and</w:t>
+      </w:r>
+    </w:p>
+    <w:p>
+      <w:pPr>
+        <w:pStyle w:val="ListParagraph"/>
+        <w:numPr>
+          <w:ilvl w:val="1"/>
+          <w:numId w:val="17"/>
+        </w:numPr>
+        <w:rPr>
+          <w:rFonts w:cs="Times New Roman"/>
+        </w:rPr>
+      </w:pPr>
+      <w:r>
+        <w:rPr>
+          <w:rFonts w:cs="Times New Roman"/>
+        </w:rPr>
+        <w:t>Unfinished Download Data</w:t>
+      </w:r>
+    </w:p>
+    <w:p>
+      <w:pPr>
+        <w:pStyle w:val="ListParagraph"/>
+        <w:numPr>
+          <w:ilvl w:val="0"/>
+          <w:numId w:val="17"/>
+        </w:numPr>
+        <w:rPr>
+          <w:rFonts w:cs="Times New Roman"/>
+        </w:rPr>
+      </w:pPr>
+      <w:r>
+        <w:rPr>
+          <w:rFonts w:cs="Times New Roman"/>
+        </w:rPr>
+        <w:t>List According To Categories</w:t>
+      </w:r>
+    </w:p>
+    <w:p>
+      <w:pPr>
+        <w:pStyle w:val="ListParagraph"/>
+        <w:numPr>
+          <w:ilvl w:val="1"/>
+          <w:numId w:val="17"/>
+        </w:numPr>
+        <w:rPr>
+          <w:rFonts w:cs="Times New Roman"/>
+        </w:rPr>
+      </w:pPr>
+      <w:r>
+        <w:rPr>
+          <w:rFonts w:cs="Times New Roman"/>
+        </w:rPr>
+        <w:t>All</w:t>
+      </w:r>
+    </w:p>
+    <w:p>
+      <w:pPr>
+        <w:pStyle w:val="ListParagraph"/>
+        <w:numPr>
+          <w:ilvl w:val="1"/>
+          <w:numId w:val="17"/>
+        </w:numPr>
+        <w:rPr>
+          <w:rFonts w:cs="Times New Roman"/>
+        </w:rPr>
+      </w:pPr>
+      <w:r>
+        <w:rPr>
+          <w:rFonts w:cs="Times New Roman"/>
+        </w:rPr>
+        <w:t>Compressed</w:t>
+      </w:r>
+    </w:p>
+    <w:p>
+      <w:pPr>
+        <w:pStyle w:val="ListParagraph"/>
+        <w:numPr>
+          <w:ilvl w:val="1"/>
+          <w:numId w:val="17"/>
+        </w:numPr>
+        <w:rPr>
+          <w:rFonts w:cs="Times New Roman"/>
+        </w:rPr>
+      </w:pPr>
+      <w:r>
+        <w:rPr>
+          <w:rFonts w:cs="Times New Roman"/>
+        </w:rPr>
+        <w:t>Documents</w:t>
+      </w:r>
+    </w:p>
+    <w:p>
+      <w:pPr>
+        <w:pStyle w:val="ListParagraph"/>
+        <w:numPr>
+          <w:ilvl w:val="1"/>
+          <w:numId w:val="17"/>
+        </w:numPr>
+        <w:rPr>
+          <w:rFonts w:cs="Times New Roman"/>
+        </w:rPr>
+      </w:pPr>
+      <w:r>
+        <w:rPr>
+          <w:rFonts w:cs="Times New Roman"/>
+        </w:rPr>
+        <w:t>Music</w:t>
+      </w:r>
+    </w:p>
+    <w:p>
+      <w:pPr>
+        <w:pStyle w:val="ListParagraph"/>
+        <w:numPr>
+          <w:ilvl w:val="1"/>
+          <w:numId w:val="17"/>
+        </w:numPr>
+        <w:rPr>
+          <w:rFonts w:cs="Times New Roman"/>
+        </w:rPr>
+      </w:pPr>
+      <w:r>
+        <w:rPr>
+          <w:rFonts w:cs="Times New Roman"/>
+        </w:rPr>
+        <w:t>Video and</w:t>
+      </w:r>
+    </w:p>
+    <w:p>
+      <w:pPr>
+        <w:pStyle w:val="ListParagraph"/>
+        <w:numPr>
+          <w:ilvl w:val="1"/>
+          <w:numId w:val="17"/>
+        </w:numPr>
+        <w:rPr>
+          <w:rFonts w:cs="Times New Roman"/>
+        </w:rPr>
+      </w:pPr>
+      <w:r>
+        <w:rPr>
+          <w:rFonts w:cs="Times New Roman"/>
+        </w:rPr>
+        <w:t xml:space="preserve">Other Categories which is </w:t>
+      </w:r>
+      <w:r>
+        <w:rPr>
+          <w:rFonts w:cs="Times New Roman"/>
+        </w:rPr>
+        <w:t>Manually Created By User</w:t>
       </w:r>
     </w:p>
     <w:p>
       <w:pPr>
         <w:pStyle w:val="Heading3"/>
       </w:pPr>
-      <w:bookmarkStart w:id="38" w:name="_(iv)_Exporting_List"/>
-      <w:bookmarkStart w:id="39" w:name="_4.3.4_Exporting_List"/>
-      <w:bookmarkStart w:id="40" w:name="_Toc338444616"/>
-      <w:bookmarkEnd w:id="38"/>
-      <w:bookmarkEnd w:id="39"/>
-      <w:r>
-        <w:t>4.3.4</w:t>
-      </w:r>
-      <w:r>
-        <w:t xml:space="preserve"> Exporting</w:t>
-      </w:r>
-      <w:r>
-        <w:t xml:space="preserve"> List</w:t>
-      </w:r>
-      <w:bookmarkEnd w:id="40"/>
-    </w:p>
-    <w:p>
-      <w:pPr>
-        <w:rPr>
-          <w:rFonts w:cs="Times New Roman"/>
-        </w:rPr>
-      </w:pPr>
-      <w:r>
-        <w:rPr>
-          <w:rFonts w:cs="Times New Roman"/>
-        </w:rPr>
-        <w:t xml:space="preserve">Item will Currently on List will be exported. </w:t>
-      </w:r>
-      <w:r>
-        <w:rPr>
-          <w:rFonts w:cs="Times New Roman"/>
-        </w:rPr>
-        <w:t xml:space="preserve">Then Click </w:t>
-      </w:r>
-      <w:r>
-        <w:rPr>
-          <w:rFonts w:cs="Times New Roman"/>
-        </w:rPr>
-        <w:t>on</w:t>
-      </w:r>
-      <w:r>
-        <w:rPr>
-          <w:rFonts w:cs="Times New Roman"/>
-        </w:rPr>
-        <w:t xml:space="preserve"> Expert Button There </w:t>
-      </w:r>
-      <w:r>
-        <w:rPr>
-          <w:rFonts w:cs="Times New Roman"/>
-        </w:rPr>
-        <w:t>is</w:t>
-      </w:r>
-      <w:r>
-        <w:rPr>
-          <w:rFonts w:cs="Times New Roman"/>
-        </w:rPr>
-        <w:t xml:space="preserve"> Four Mode as Shown in menu:</w:t>
+      <w:bookmarkStart w:id="32" w:name="_(ii)_Joining_File"/>
+      <w:bookmarkStart w:id="33" w:name="_4.3.2_Joining_FILE"/>
+      <w:bookmarkStart w:id="34" w:name="_Toc338444614"/>
+      <w:bookmarkEnd w:id="32"/>
+      <w:bookmarkEnd w:id="33"/>
+      <w:r>
+        <w:t>4.3.2</w:t>
+      </w:r>
+      <w:r>
+        <w:t xml:space="preserve"> </w:t>
+      </w:r>
+      <w:r>
+        <w:t xml:space="preserve">Joining </w:t>
+      </w:r>
+      <w:bookmarkEnd w:id="34"/>
+      <w:r>
+        <w:t>FILE (</w:t>
+      </w:r>
+      <w:r>
+        <w:t>Experimental)</w:t>
+      </w:r>
+    </w:p>
+    <w:p>
+      <w:pPr>
+        <w:rPr>
+          <w:rFonts w:cs="Times New Roman"/>
+        </w:rPr>
+      </w:pPr>
+      <w:r>
+        <w:rPr>
+          <w:rFonts w:cs="Times New Roman"/>
+        </w:rPr>
+        <w:t xml:space="preserve">Go to </w:t>
+      </w:r>
+      <w:r>
+        <w:rPr>
+          <w:rFonts w:cs="Times New Roman"/>
+          <w:b/>
+          <w:bCs/>
+        </w:rPr>
+        <w:t>V</w:t>
+      </w:r>
+      <w:r>
+        <w:rPr>
+          <w:rFonts w:cs="Times New Roman"/>
+          <w:b/>
+          <w:bCs/>
+        </w:rPr>
+        <w:t>iew</w:t>
+      </w:r>
+      <w:r>
+        <w:rPr>
+          <w:rFonts w:cs="Times New Roman"/>
+        </w:rPr>
+        <w:sym w:font="Wingdings" w:char="F0E0"/>
+      </w:r>
+      <w:r>
+        <w:rPr>
+          <w:rFonts w:cs="Times New Roman"/>
+        </w:rPr>
+        <w:t xml:space="preserve"> </w:t>
+      </w:r>
+      <w:r>
+        <w:rPr>
+          <w:rFonts w:cs="Times New Roman"/>
+          <w:b/>
+          <w:bCs/>
+        </w:rPr>
+        <w:t>List</w:t>
+      </w:r>
+      <w:r>
+        <w:rPr>
+          <w:rFonts w:cs="Times New Roman"/>
+        </w:rPr>
+        <w:sym w:font="Wingdings" w:char="F0E0"/>
+      </w:r>
+      <w:r>
+        <w:rPr>
+          <w:rFonts w:cs="Times New Roman"/>
+        </w:rPr>
+        <w:t xml:space="preserve"> </w:t>
+      </w:r>
+      <w:r>
+        <w:rPr>
+          <w:rFonts w:cs="Times New Roman"/>
+        </w:rPr>
+        <w:t xml:space="preserve">and select </w:t>
+      </w:r>
+      <w:r>
+        <w:rPr>
+          <w:rFonts w:cs="Times New Roman"/>
+          <w:b/>
+          <w:bCs/>
+        </w:rPr>
+        <w:t>Unfinished</w:t>
+      </w:r>
+      <w:r>
+        <w:rPr>
+          <w:rFonts w:cs="Times New Roman"/>
+          <w:b/>
+          <w:bCs/>
+        </w:rPr>
+        <w:t xml:space="preserve"> Download Data</w:t>
+      </w:r>
+      <w:r>
+        <w:rPr>
+          <w:rFonts w:cs="Times New Roman"/>
+        </w:rPr>
+        <w:t xml:space="preserve"> </w:t>
+      </w:r>
+      <w:r>
+        <w:rPr>
+          <w:rFonts w:cs="Times New Roman"/>
+        </w:rPr>
+        <w:t xml:space="preserve">and Then </w:t>
+      </w:r>
+      <w:r>
+        <w:rPr>
+          <w:rFonts w:cs="Times New Roman"/>
+          <w:b/>
+        </w:rPr>
+        <w:t>analyze</w:t>
+      </w:r>
+      <w:r>
+        <w:rPr>
+          <w:rFonts w:cs="Times New Roman"/>
+        </w:rPr>
+        <w:t xml:space="preserve"> then right</w:t>
+      </w:r>
+      <w:r>
+        <w:rPr>
+          <w:rFonts w:cs="Times New Roman"/>
+        </w:rPr>
+        <w:t xml:space="preserve"> click appropriate item to force </w:t>
+      </w:r>
+      <w:r>
+        <w:rPr>
+          <w:rFonts w:cs="Times New Roman"/>
+        </w:rPr>
+        <w:t>join</w:t>
+      </w:r>
+      <w:r>
+        <w:rPr>
+          <w:rFonts w:cs="Times New Roman"/>
+        </w:rPr>
+        <w:t xml:space="preserve"> it as shown below screen shot.</w:t>
       </w:r>
     </w:p>
     <w:p>
@@ -3388,10 +3231,10 @@
           <w:lang w:bidi="ar-SA"/>
         </w:rPr>
         <w:drawing>
-          <wp:inline distT="0" distB="0" distL="0" distR="0" wp14:anchorId="4669DE06" wp14:editId="66777022">
-            <wp:extent cx="3565310" cy="1000125"/>
+          <wp:inline distT="0" distB="0" distL="0" distR="0" wp14:anchorId="7FB0C107" wp14:editId="3AEA37C2">
+            <wp:extent cx="5449824" cy="1682496"/>
             <wp:effectExtent l="0" t="0" r="0" b="0"/>
-            <wp:docPr id="9" name="Picture 8"/>
+            <wp:docPr id="8" name="Picture 7"/>
             <wp:cNvGraphicFramePr>
               <a:graphicFrameLocks xmlns:a="http://schemas.openxmlformats.org/drawingml/2006/main" noChangeAspect="1"/>
             </wp:cNvGraphicFramePr>
@@ -3399,7 +3242,7 @@
               <a:graphicData uri="http://schemas.openxmlformats.org/drawingml/2006/picture">
                 <pic:pic xmlns:pic="http://schemas.openxmlformats.org/drawingml/2006/picture">
                   <pic:nvPicPr>
-                    <pic:cNvPr id="0" name="expert menu.jpg"/>
+                    <pic:cNvPr id="0" name="force join.jpg"/>
                     <pic:cNvPicPr/>
                   </pic:nvPicPr>
                   <pic:blipFill>
@@ -3417,11 +3260,15 @@
                   <pic:spPr>
                     <a:xfrm>
                       <a:off x="0" y="0"/>
-                      <a:ext cx="3870483" cy="1085731"/>
+                      <a:ext cx="5449824" cy="1682496"/>
                     </a:xfrm>
                     <a:prstGeom prst="rect">
                       <a:avLst/>
                     </a:prstGeom>
+                    <a:noFill/>
+                    <a:ln>
+                      <a:noFill/>
+                    </a:ln>
                   </pic:spPr>
                 </pic:pic>
               </a:graphicData>
@@ -3432,108 +3279,53 @@
     </w:p>
     <w:p>
       <w:pPr>
-        <w:pStyle w:val="ListParagraph"/>
-        <w:numPr>
-          <w:ilvl w:val="0"/>
-          <w:numId w:val="12"/>
-        </w:numPr>
-        <w:rPr>
-          <w:rFonts w:cs="Times New Roman"/>
-        </w:rPr>
-      </w:pPr>
-      <w:r>
-        <w:rPr>
-          <w:rFonts w:cs="Times New Roman"/>
-        </w:rPr>
-        <w:t>AS html Report File</w:t>
-      </w:r>
-    </w:p>
-    <w:p>
-      <w:pPr>
-        <w:pStyle w:val="ListParagraph"/>
-        <w:numPr>
-          <w:ilvl w:val="0"/>
-          <w:numId w:val="12"/>
-        </w:numPr>
-        <w:rPr>
-          <w:rFonts w:cs="Times New Roman"/>
-        </w:rPr>
-      </w:pPr>
-      <w:r>
-        <w:rPr>
-          <w:rFonts w:cs="Times New Roman"/>
-        </w:rPr>
-        <w:t>As csv Report File</w:t>
-      </w:r>
-    </w:p>
-    <w:p>
-      <w:pPr>
-        <w:pStyle w:val="ListParagraph"/>
-        <w:numPr>
-          <w:ilvl w:val="0"/>
-          <w:numId w:val="12"/>
-        </w:numPr>
-        <w:rPr>
-          <w:rFonts w:cs="Times New Roman"/>
-        </w:rPr>
-      </w:pPr>
-      <w:r>
-        <w:rPr>
-          <w:rFonts w:cs="Times New Roman"/>
-        </w:rPr>
-        <w:t>To IDM Export File</w:t>
-      </w:r>
-    </w:p>
-    <w:p>
-      <w:pPr>
-        <w:pStyle w:val="ListParagraph"/>
-        <w:numPr>
-          <w:ilvl w:val="0"/>
-          <w:numId w:val="12"/>
-        </w:numPr>
-        <w:rPr>
-          <w:rFonts w:cs="Times New Roman"/>
-        </w:rPr>
-      </w:pPr>
-      <w:r>
-        <w:rPr>
-          <w:rFonts w:cs="Times New Roman"/>
-        </w:rPr>
-        <w:lastRenderedPageBreak/>
-        <w:t>To IDM Text File</w:t>
-      </w:r>
-    </w:p>
-    <w:p>
-      <w:pPr>
-        <w:pStyle w:val="Heading2"/>
-      </w:pPr>
-      <w:bookmarkStart w:id="41" w:name="_(d)_IDM_Cleaner"/>
-      <w:bookmarkStart w:id="42" w:name="_4.4_IDM_Cleaner"/>
-      <w:bookmarkStart w:id="43" w:name="_Toc338444617"/>
-      <w:bookmarkEnd w:id="41"/>
-      <w:bookmarkEnd w:id="42"/>
-      <w:r>
-        <w:t>4.4</w:t>
+        <w:pStyle w:val="Heading3"/>
+      </w:pPr>
+      <w:bookmarkStart w:id="35" w:name="_(iii)_Removing_File"/>
+      <w:bookmarkStart w:id="36" w:name="_4.3.3_Removing_File"/>
+      <w:bookmarkStart w:id="37" w:name="_Toc338444615"/>
+      <w:bookmarkEnd w:id="35"/>
+      <w:bookmarkEnd w:id="36"/>
+      <w:r>
+        <w:t>4.3.3</w:t>
       </w:r>
       <w:r>
         <w:t xml:space="preserve"> </w:t>
       </w:r>
       <w:r>
-        <w:t>IDM Cleaner</w:t>
-      </w:r>
-      <w:bookmarkEnd w:id="43"/>
-    </w:p>
-    <w:p>
-      <w:pPr>
-        <w:rPr>
-          <w:rFonts w:cs="Times New Roman"/>
-        </w:rPr>
-      </w:pPr>
-      <w:r>
-        <w:rPr>
-          <w:rFonts w:cs="Times New Roman"/>
-        </w:rPr>
-        <w:t>Go to Tools Menu and run IDM Cleaner. IDM Cleaner is cleans the unfinished download, grabber data and History and Logs. IDM Cleaner will not remove IDM List.</w:t>
+        <w:t>Removing File</w:t>
+      </w:r>
+      <w:bookmarkEnd w:id="37"/>
+    </w:p>
+    <w:p>
+      <w:pPr>
+        <w:rPr>
+          <w:rFonts w:cs="Times New Roman"/>
+        </w:rPr>
+      </w:pPr>
+      <w:r>
+        <w:rPr>
+          <w:rFonts w:cs="Times New Roman"/>
+        </w:rPr>
+        <w:t xml:space="preserve">Right click </w:t>
+      </w:r>
+      <w:r>
+        <w:rPr>
+          <w:rFonts w:cs="Times New Roman"/>
+        </w:rPr>
+        <w:t xml:space="preserve">on item </w:t>
+      </w:r>
+      <w:r>
+        <w:rPr>
+          <w:rFonts w:cs="Times New Roman"/>
+        </w:rPr>
+        <w:t>and Press remove</w:t>
+      </w:r>
+      <w:r>
+        <w:rPr>
+          <w:rFonts w:cs="Times New Roman"/>
+        </w:rPr>
+        <w:t xml:space="preserve"> to remove selected file item will deleted from IDM List. </w:t>
       </w:r>
       <w:r>
         <w:rPr>
@@ -3541,7 +3333,70 @@
           <w:b/>
           <w:color w:val="FF0000"/>
         </w:rPr>
-        <w:t xml:space="preserve"> Be Careful!</w:t>
+        <w:t>Be Careful!</w:t>
+      </w:r>
+    </w:p>
+    <w:p>
+      <w:pPr>
+        <w:pStyle w:val="Heading3"/>
+      </w:pPr>
+      <w:bookmarkStart w:id="38" w:name="_(iv)_Exporting_List"/>
+      <w:bookmarkStart w:id="39" w:name="_4.3.4_Exporting_List"/>
+      <w:bookmarkStart w:id="40" w:name="_Toc338444616"/>
+      <w:bookmarkEnd w:id="38"/>
+      <w:bookmarkEnd w:id="39"/>
+      <w:r>
+        <w:t>4.3.4</w:t>
+      </w:r>
+      <w:r>
+        <w:t xml:space="preserve"> Exporting</w:t>
+      </w:r>
+      <w:r>
+        <w:t xml:space="preserve"> List</w:t>
+      </w:r>
+      <w:bookmarkEnd w:id="40"/>
+    </w:p>
+    <w:p>
+      <w:pPr>
+        <w:rPr>
+          <w:rFonts w:cs="Times New Roman"/>
+        </w:rPr>
+      </w:pPr>
+      <w:r>
+        <w:rPr>
+          <w:rFonts w:cs="Times New Roman"/>
+        </w:rPr>
+        <w:t xml:space="preserve">Item will Currently on List will be exported. </w:t>
+      </w:r>
+      <w:r>
+        <w:rPr>
+          <w:rFonts w:cs="Times New Roman"/>
+        </w:rPr>
+        <w:t xml:space="preserve">Then Click </w:t>
+      </w:r>
+      <w:r>
+        <w:rPr>
+          <w:rFonts w:cs="Times New Roman"/>
+        </w:rPr>
+        <w:t>on</w:t>
+      </w:r>
+      <w:r>
+        <w:rPr>
+          <w:rFonts w:cs="Times New Roman"/>
+        </w:rPr>
+        <w:t xml:space="preserve"> Expert Button There </w:t>
+      </w:r>
+      <w:r>
+        <w:rPr>
+          <w:rFonts w:cs="Times New Roman"/>
+        </w:rPr>
+        <w:t>is</w:t>
+      </w:r>
+      <w:r>
+        <w:rPr>
+          <w:rFonts w:cs="Times New Roman"/>
+        </w:rPr>
+        <w:t xml:space="preserve"> Four Mode as Shown in menu:</w:t>
       </w:r>
     </w:p>
     <w:p>
@@ -3557,11 +3412,12 @@
           <w:noProof/>
           <w:lang w:bidi="ar-SA"/>
         </w:rPr>
+        <w:lastRenderedPageBreak/>
         <w:drawing>
-          <wp:inline distT="0" distB="0" distL="0" distR="0" wp14:anchorId="0F15AE08" wp14:editId="4DC22F0A">
-            <wp:extent cx="2077200" cy="2811600"/>
-            <wp:effectExtent l="0" t="0" r="0" b="8255"/>
-            <wp:docPr id="10" name="Picture 9"/>
+          <wp:inline distT="0" distB="0" distL="0" distR="0" wp14:anchorId="4669DE06" wp14:editId="66777022">
+            <wp:extent cx="5431536" cy="1316736"/>
+            <wp:effectExtent l="0" t="0" r="0" b="0"/>
+            <wp:docPr id="9" name="Picture 8"/>
             <wp:cNvGraphicFramePr>
               <a:graphicFrameLocks xmlns:a="http://schemas.openxmlformats.org/drawingml/2006/main" noChangeAspect="1"/>
             </wp:cNvGraphicFramePr>
@@ -3569,7 +3425,7 @@
               <a:graphicData uri="http://schemas.openxmlformats.org/drawingml/2006/picture">
                 <pic:pic xmlns:pic="http://schemas.openxmlformats.org/drawingml/2006/picture">
                   <pic:nvPicPr>
-                    <pic:cNvPr id="0" name="cleaner.jpg"/>
+                    <pic:cNvPr id="0" name="expert menu.jpg"/>
                     <pic:cNvPicPr/>
                   </pic:nvPicPr>
                   <pic:blipFill>
@@ -3587,15 +3443,11 @@
                   <pic:spPr>
                     <a:xfrm>
                       <a:off x="0" y="0"/>
-                      <a:ext cx="2077200" cy="2811600"/>
+                      <a:ext cx="5431536" cy="1316736"/>
                     </a:xfrm>
                     <a:prstGeom prst="rect">
                       <a:avLst/>
                     </a:prstGeom>
-                    <a:noFill/>
-                    <a:ln>
-                      <a:noFill/>
-                    </a:ln>
                   </pic:spPr>
                 </pic:pic>
               </a:graphicData>
@@ -3606,48 +3458,107 @@
     </w:p>
     <w:p>
       <w:pPr>
-        <w:rPr>
-          <w:rFonts w:cs="Times New Roman"/>
-        </w:rPr>
-      </w:pPr>
-      <w:r>
-        <w:rPr>
-          <w:rFonts w:cs="Times New Roman"/>
-        </w:rPr>
-        <w:t>There are two modes:</w:t>
-      </w:r>
-    </w:p>
-    <w:p>
-      <w:pPr>
-        <w:pStyle w:val="Heading3"/>
-      </w:pPr>
-      <w:bookmarkStart w:id="44" w:name="_(i)_Custom_Clean"/>
-      <w:bookmarkStart w:id="45" w:name="_4.4.1_Custom_Clean"/>
-      <w:bookmarkStart w:id="46" w:name="_Toc338444618"/>
-      <w:bookmarkEnd w:id="44"/>
-      <w:bookmarkEnd w:id="45"/>
-      <w:r>
-        <w:t>4.4.1</w:t>
+        <w:pStyle w:val="ListParagraph"/>
+        <w:numPr>
+          <w:ilvl w:val="0"/>
+          <w:numId w:val="12"/>
+        </w:numPr>
+        <w:rPr>
+          <w:rFonts w:cs="Times New Roman"/>
+        </w:rPr>
+      </w:pPr>
+      <w:r>
+        <w:rPr>
+          <w:rFonts w:cs="Times New Roman"/>
+        </w:rPr>
+        <w:t>AS html Report File</w:t>
+      </w:r>
+    </w:p>
+    <w:p>
+      <w:pPr>
+        <w:pStyle w:val="ListParagraph"/>
+        <w:numPr>
+          <w:ilvl w:val="0"/>
+          <w:numId w:val="12"/>
+        </w:numPr>
+        <w:rPr>
+          <w:rFonts w:cs="Times New Roman"/>
+        </w:rPr>
+      </w:pPr>
+      <w:r>
+        <w:rPr>
+          <w:rFonts w:cs="Times New Roman"/>
+        </w:rPr>
+        <w:t>As csv Report File</w:t>
+      </w:r>
+    </w:p>
+    <w:p>
+      <w:pPr>
+        <w:pStyle w:val="ListParagraph"/>
+        <w:numPr>
+          <w:ilvl w:val="0"/>
+          <w:numId w:val="12"/>
+        </w:numPr>
+        <w:rPr>
+          <w:rFonts w:cs="Times New Roman"/>
+        </w:rPr>
+      </w:pPr>
+      <w:r>
+        <w:rPr>
+          <w:rFonts w:cs="Times New Roman"/>
+        </w:rPr>
+        <w:t>To IDM Export File</w:t>
+      </w:r>
+    </w:p>
+    <w:p>
+      <w:pPr>
+        <w:pStyle w:val="ListParagraph"/>
+        <w:numPr>
+          <w:ilvl w:val="0"/>
+          <w:numId w:val="12"/>
+        </w:numPr>
+        <w:rPr>
+          <w:rFonts w:cs="Times New Roman"/>
+        </w:rPr>
+      </w:pPr>
+      <w:r>
+        <w:rPr>
+          <w:rFonts w:cs="Times New Roman"/>
+        </w:rPr>
+        <w:t>To IDM Text File</w:t>
+      </w:r>
+    </w:p>
+    <w:p>
+      <w:pPr>
+        <w:pStyle w:val="Heading2"/>
+      </w:pPr>
+      <w:bookmarkStart w:id="41" w:name="_(d)_IDM_Cleaner"/>
+      <w:bookmarkStart w:id="42" w:name="_4.4_IDM_Cleaner"/>
+      <w:bookmarkStart w:id="43" w:name="_Toc338444617"/>
+      <w:bookmarkEnd w:id="41"/>
+      <w:bookmarkEnd w:id="42"/>
+      <w:r>
+        <w:t>4.4</w:t>
       </w:r>
       <w:r>
         <w:t xml:space="preserve"> </w:t>
       </w:r>
       <w:r>
-        <w:t>Custom Clean</w:t>
-      </w:r>
-      <w:bookmarkEnd w:id="46"/>
-    </w:p>
-    <w:p>
-      <w:pPr>
-        <w:rPr>
-          <w:rFonts w:cs="Times New Roman"/>
-        </w:rPr>
-      </w:pPr>
-      <w:r>
-        <w:rPr>
-          <w:rFonts w:cs="Times New Roman"/>
-        </w:rPr>
-        <w:t>Clean Download data, Grabber data, Scheduler data, history and logs as per requirements. A conformation dialog will appear Press Yes to clean.</w:t>
+        <w:t>IDM Cleaner</w:t>
+      </w:r>
+      <w:bookmarkEnd w:id="43"/>
+    </w:p>
+    <w:p>
+      <w:pPr>
+        <w:rPr>
+          <w:rFonts w:cs="Times New Roman"/>
+        </w:rPr>
+      </w:pPr>
+      <w:r>
+        <w:rPr>
+          <w:rFonts w:cs="Times New Roman"/>
+        </w:rPr>
+        <w:t>Go to Tools Menu and run IDM Cleaner. IDM Cleaner is cleans the unfinished download, grabber data and History and Logs. IDM Cleaner will not remove IDM List.</w:t>
       </w:r>
       <w:r>
         <w:rPr>
@@ -3660,122 +3571,6 @@
     </w:p>
     <w:p>
       <w:pPr>
-        <w:pStyle w:val="Heading3"/>
-      </w:pPr>
-      <w:bookmarkStart w:id="47" w:name="_(ii)_Full_Clean"/>
-      <w:bookmarkStart w:id="48" w:name="_4.4.2_Full_Clean"/>
-      <w:bookmarkStart w:id="49" w:name="_Toc338444619"/>
-      <w:bookmarkEnd w:id="47"/>
-      <w:bookmarkEnd w:id="48"/>
-      <w:r>
-        <w:t>4.4.2</w:t>
-      </w:r>
-      <w:r>
-        <w:t xml:space="preserve"> </w:t>
-      </w:r>
-      <w:r>
-        <w:t>Full Clean</w:t>
-      </w:r>
-      <w:bookmarkEnd w:id="49"/>
-    </w:p>
-    <w:p>
-      <w:pPr>
-        <w:rPr>
-          <w:rFonts w:cs="Times New Roman"/>
-        </w:rPr>
-      </w:pPr>
-      <w:r>
-        <w:rPr>
-          <w:rFonts w:cs="Times New Roman"/>
-        </w:rPr>
-        <w:t xml:space="preserve">Clean Whole Folder. A conformation dialog will appear Press </w:t>
-      </w:r>
-      <w:r>
-        <w:rPr>
-          <w:rFonts w:cs="Times New Roman"/>
-          <w:b/>
-          <w:bCs/>
-        </w:rPr>
-        <w:t>Yes</w:t>
-      </w:r>
-      <w:r>
-        <w:rPr>
-          <w:rFonts w:cs="Times New Roman"/>
-        </w:rPr>
-        <w:t xml:space="preserve"> </w:t>
-      </w:r>
-      <w:r>
-        <w:rPr>
-          <w:rFonts w:cs="Times New Roman"/>
-        </w:rPr>
-        <w:t>to</w:t>
-      </w:r>
-      <w:r>
-        <w:rPr>
-          <w:rFonts w:cs="Times New Roman"/>
-        </w:rPr>
-        <w:t xml:space="preserve"> clean.</w:t>
-      </w:r>
-    </w:p>
-    <w:p>
-      <w:pPr>
-        <w:pStyle w:val="Heading2"/>
-      </w:pPr>
-      <w:bookmarkStart w:id="50" w:name="_4.5_PASSWORD_CLEANER"/>
-      <w:bookmarkEnd w:id="50"/>
-      <w:r>
-        <w:t>4.5 PASSWORD CLEANER</w:t>
-      </w:r>
-    </w:p>
-    <w:p>
-      <w:pPr>
-        <w:rPr>
-          <w:rFonts w:cs="Times New Roman"/>
-        </w:rPr>
-      </w:pPr>
-      <w:r>
-        <w:rPr>
-          <w:rFonts w:cs="Times New Roman"/>
-        </w:rPr>
-        <w:t xml:space="preserve">Go to Tools Menu and run </w:t>
-      </w:r>
-      <w:r>
-        <w:rPr>
-          <w:rFonts w:cs="Times New Roman"/>
-        </w:rPr>
-        <w:t>Password</w:t>
-      </w:r>
-      <w:r>
-        <w:rPr>
-          <w:rFonts w:cs="Times New Roman"/>
-        </w:rPr>
-        <w:t xml:space="preserve"> Cleaner.</w:t>
-      </w:r>
-      <w:r>
-        <w:rPr>
-          <w:rFonts w:cs="Times New Roman"/>
-        </w:rPr>
-        <w:t xml:space="preserve"> Password cleaner remove all Sites Logins password from IDM.</w:t>
-      </w:r>
-      <w:r>
-        <w:rPr>
-          <w:rFonts w:cs="Times New Roman"/>
-          <w:b/>
-          <w:color w:val="FF0000"/>
-        </w:rPr>
-        <w:t xml:space="preserve"> </w:t>
-      </w:r>
-      <w:r>
-        <w:rPr>
-          <w:rFonts w:cs="Times New Roman"/>
-          <w:b/>
-          <w:color w:val="FF0000"/>
-        </w:rPr>
-        <w:t>Be Careful!</w:t>
-      </w:r>
-    </w:p>
-    <w:p>
-      <w:pPr>
         <w:jc w:val="center"/>
         <w:rPr>
           <w:rFonts w:cs="Times New Roman"/>
@@ -3788,10 +3583,10 @@
           <w:lang w:bidi="ar-SA"/>
         </w:rPr>
         <w:drawing>
-          <wp:inline distT="0" distB="0" distL="0" distR="0" wp14:anchorId="2D936D13" wp14:editId="0BCC2E99">
-            <wp:extent cx="1847088" cy="914400"/>
-            <wp:effectExtent l="0" t="0" r="1270" b="0"/>
-            <wp:docPr id="22" name="Picture 22"/>
+          <wp:inline distT="0" distB="0" distL="0" distR="0" wp14:anchorId="0F15AE08" wp14:editId="4DC22F0A">
+            <wp:extent cx="1920240" cy="2715768"/>
+            <wp:effectExtent l="0" t="0" r="3810" b="8890"/>
+            <wp:docPr id="10" name="Picture 9"/>
             <wp:cNvGraphicFramePr>
               <a:graphicFrameLocks xmlns:a="http://schemas.openxmlformats.org/drawingml/2006/main" noChangeAspect="1"/>
             </wp:cNvGraphicFramePr>
@@ -3799,7 +3594,7 @@
               <a:graphicData uri="http://schemas.openxmlformats.org/drawingml/2006/picture">
                 <pic:pic xmlns:pic="http://schemas.openxmlformats.org/drawingml/2006/picture">
                   <pic:nvPicPr>
-                    <pic:cNvPr id="0" name="Pw Cleaner.png"/>
+                    <pic:cNvPr id="0" name="cleaner.jpg"/>
                     <pic:cNvPicPr/>
                   </pic:nvPicPr>
                   <pic:blipFill>
@@ -3817,11 +3612,15 @@
                   <pic:spPr>
                     <a:xfrm>
                       <a:off x="0" y="0"/>
-                      <a:ext cx="1847088" cy="914400"/>
+                      <a:ext cx="1920240" cy="2715768"/>
                     </a:xfrm>
                     <a:prstGeom prst="rect">
                       <a:avLst/>
                     </a:prstGeom>
+                    <a:noFill/>
+                    <a:ln>
+                      <a:noFill/>
+                    </a:ln>
                   </pic:spPr>
                 </pic:pic>
               </a:graphicData>
@@ -3832,15 +3631,125 @@
     </w:p>
     <w:p>
       <w:pPr>
+        <w:rPr>
+          <w:rFonts w:cs="Times New Roman"/>
+        </w:rPr>
+      </w:pPr>
+      <w:r>
+        <w:rPr>
+          <w:rFonts w:cs="Times New Roman"/>
+        </w:rPr>
+        <w:t>There are two modes:</w:t>
+      </w:r>
+    </w:p>
+    <w:p>
+      <w:pPr>
+        <w:pStyle w:val="Heading3"/>
+      </w:pPr>
+      <w:bookmarkStart w:id="44" w:name="_(i)_Custom_Clean"/>
+      <w:bookmarkStart w:id="45" w:name="_4.4.1_Custom_Clean"/>
+      <w:bookmarkStart w:id="46" w:name="_Toc338444618"/>
+      <w:bookmarkEnd w:id="44"/>
+      <w:bookmarkEnd w:id="45"/>
+      <w:r>
+        <w:t>4.4.1</w:t>
+      </w:r>
+      <w:r>
+        <w:t xml:space="preserve"> </w:t>
+      </w:r>
+      <w:r>
+        <w:t>Custom Clean</w:t>
+      </w:r>
+      <w:bookmarkEnd w:id="46"/>
+    </w:p>
+    <w:p>
+      <w:pPr>
+        <w:rPr>
+          <w:rFonts w:cs="Times New Roman"/>
+        </w:rPr>
+      </w:pPr>
+      <w:r>
+        <w:rPr>
+          <w:rFonts w:cs="Times New Roman"/>
+        </w:rPr>
+        <w:t>Clean Download data, Grabber data, Scheduler data, history and logs as per requirements. A conformation dialog will appear Press Yes to clean.</w:t>
+      </w:r>
+      <w:r>
+        <w:rPr>
+          <w:rFonts w:cs="Times New Roman"/>
+          <w:b/>
+          <w:color w:val="FF0000"/>
+        </w:rPr>
+        <w:t xml:space="preserve"> Be Careful!</w:t>
+      </w:r>
+    </w:p>
+    <w:p>
+      <w:pPr>
+        <w:pStyle w:val="Heading3"/>
+      </w:pPr>
+      <w:bookmarkStart w:id="47" w:name="_(ii)_Full_Clean"/>
+      <w:bookmarkStart w:id="48" w:name="_4.4.2_Full_Clean"/>
+      <w:bookmarkStart w:id="49" w:name="_Toc338444619"/>
+      <w:bookmarkEnd w:id="47"/>
+      <w:bookmarkEnd w:id="48"/>
+      <w:r>
+        <w:t>4.4.2</w:t>
+      </w:r>
+      <w:r>
+        <w:t xml:space="preserve"> </w:t>
+      </w:r>
+      <w:r>
+        <w:t>Full Clean</w:t>
+      </w:r>
+      <w:bookmarkEnd w:id="49"/>
+    </w:p>
+    <w:p>
+      <w:pPr>
+        <w:rPr>
+          <w:rFonts w:cs="Times New Roman"/>
+        </w:rPr>
+      </w:pPr>
+      <w:r>
+        <w:rPr>
+          <w:rFonts w:cs="Times New Roman"/>
+        </w:rPr>
+        <w:t xml:space="preserve">Clean Whole Folder. A conformation dialog will appear Press </w:t>
+      </w:r>
+      <w:r>
+        <w:rPr>
+          <w:rFonts w:cs="Times New Roman"/>
+          <w:b/>
+          <w:bCs/>
+        </w:rPr>
+        <w:t>Yes</w:t>
+      </w:r>
+      <w:r>
+        <w:rPr>
+          <w:rFonts w:cs="Times New Roman"/>
+        </w:rPr>
+        <w:t xml:space="preserve"> </w:t>
+      </w:r>
+      <w:r>
+        <w:rPr>
+          <w:rFonts w:cs="Times New Roman"/>
+        </w:rPr>
+        <w:t>to</w:t>
+      </w:r>
+      <w:r>
+        <w:rPr>
+          <w:rFonts w:cs="Times New Roman"/>
+        </w:rPr>
+        <w:t xml:space="preserve"> clean.</w:t>
+      </w:r>
+    </w:p>
+    <w:p>
+      <w:pPr>
         <w:pStyle w:val="Heading2"/>
       </w:pPr>
-      <w:bookmarkStart w:id="51" w:name="_4.6_Add_Extra"/>
-      <w:bookmarkEnd w:id="51"/>
-      <w:r>
-        <w:t xml:space="preserve">4.6 </w:t>
-      </w:r>
-      <w:r>
-        <w:t>Add Extra Files Types</w:t>
+      <w:bookmarkStart w:id="50" w:name="_4.5_PASSWORD_CLEANER"/>
+      <w:bookmarkEnd w:id="50"/>
+      <w:r>
+        <w:t>4.5 PASSWORD CLEANER</w:t>
       </w:r>
     </w:p>
     <w:p>
@@ -3860,35 +3769,55 @@
         <w:rPr>
           <w:rFonts w:cs="Times New Roman"/>
         </w:rPr>
-        <w:t>Add Extra Files Types in Categories</w:t>
-      </w:r>
-      <w:r>
-        <w:rPr>
-          <w:rFonts w:cs="Times New Roman"/>
-        </w:rPr>
-        <w:t>.</w:t>
-      </w:r>
-      <w:r>
-        <w:rPr>
-          <w:rFonts w:cs="Times New Roman"/>
-        </w:rPr>
-        <w:t xml:space="preserve"> This will automatically add extra defined files types to IDM Categories.</w:t>
+        <w:t>Password</w:t>
+      </w:r>
+      <w:r>
+        <w:rPr>
+          <w:rFonts w:cs="Times New Roman"/>
+        </w:rPr>
+        <w:t xml:space="preserve"> Cleaner.</w:t>
+      </w:r>
+      <w:r>
+        <w:rPr>
+          <w:rFonts w:cs="Times New Roman"/>
+        </w:rPr>
+        <w:t xml:space="preserve"> Password cleaner remove all Sites Logins password from IDM.</w:t>
+      </w:r>
+      <w:r>
+        <w:rPr>
+          <w:rFonts w:cs="Times New Roman"/>
+          <w:b/>
+          <w:color w:val="FF0000"/>
+        </w:rPr>
+        <w:t xml:space="preserve"> </w:t>
+      </w:r>
+      <w:r>
+        <w:rPr>
+          <w:rFonts w:cs="Times New Roman"/>
+          <w:b/>
+          <w:color w:val="FF0000"/>
+        </w:rPr>
+        <w:t>Be Careful!</w:t>
       </w:r>
     </w:p>
     <w:p>
       <w:pPr>
         <w:jc w:val="center"/>
-      </w:pPr>
-      <w:r>
-        <w:rPr>
+        <w:rPr>
+          <w:rFonts w:cs="Times New Roman"/>
+        </w:rPr>
+      </w:pPr>
+      <w:r>
+        <w:rPr>
+          <w:rFonts w:cs="Times New Roman"/>
           <w:noProof/>
           <w:lang w:bidi="ar-SA"/>
         </w:rPr>
         <w:drawing>
-          <wp:inline distT="0" distB="0" distL="0" distR="0" wp14:anchorId="33245C01" wp14:editId="14EA6397">
-            <wp:extent cx="4700016" cy="2423160"/>
-            <wp:effectExtent l="0" t="0" r="5715" b="0"/>
-            <wp:docPr id="23" name="Picture 23"/>
+          <wp:inline distT="0" distB="0" distL="0" distR="0" wp14:anchorId="2D936D13" wp14:editId="0BCC2E99">
+            <wp:extent cx="1691640" cy="822960"/>
+            <wp:effectExtent l="0" t="0" r="3810" b="0"/>
+            <wp:docPr id="22" name="Picture 22"/>
             <wp:cNvGraphicFramePr>
               <a:graphicFrameLocks xmlns:a="http://schemas.openxmlformats.org/drawingml/2006/main" noChangeAspect="1"/>
             </wp:cNvGraphicFramePr>
@@ -3896,7 +3825,7 @@
               <a:graphicData uri="http://schemas.openxmlformats.org/drawingml/2006/picture">
                 <pic:pic xmlns:pic="http://schemas.openxmlformats.org/drawingml/2006/picture">
                   <pic:nvPicPr>
-                    <pic:cNvPr id="0" name="File type enhance.png"/>
+                    <pic:cNvPr id="0" name="Pw Cleaner.png"/>
                     <pic:cNvPicPr/>
                   </pic:nvPicPr>
                   <pic:blipFill>
@@ -3914,7 +3843,7 @@
                   <pic:spPr>
                     <a:xfrm>
                       <a:off x="0" y="0"/>
-                      <a:ext cx="4700016" cy="2423160"/>
+                      <a:ext cx="1691640" cy="822960"/>
                     </a:xfrm>
                     <a:prstGeom prst="rect">
                       <a:avLst/>
@@ -3929,64 +3858,62 @@
     </w:p>
     <w:p>
       <w:pPr>
-        <w:pStyle w:val="Heading1"/>
-        <w:framePr w:wrap="notBeside"/>
-      </w:pPr>
-      <w:bookmarkStart w:id="52" w:name="_5._SETTING"/>
-      <w:bookmarkEnd w:id="52"/>
-      <w:r>
-        <w:t>5. SETTING</w:t>
-      </w:r>
-    </w:p>
-    <w:p>
-      <w:pPr>
-        <w:rPr>
-          <w:rFonts w:cs="Times New Roman"/>
-        </w:rPr>
-      </w:pPr>
-      <w:r>
-        <w:rPr>
-          <w:rFonts w:cs="Times New Roman"/>
-        </w:rPr>
-        <w:t xml:space="preserve">Setting tab allow to change IDM Default profile while backing up/Restoring IDM. </w:t>
-      </w:r>
-      <w:r>
-        <w:rPr>
-          <w:rFonts w:cs="Times New Roman"/>
-        </w:rPr>
-        <w:t>In addition,</w:t>
-      </w:r>
-      <w:r>
-        <w:rPr>
-          <w:rFonts w:cs="Times New Roman"/>
-        </w:rPr>
-        <w:t xml:space="preserve"> you can change Log File path and Backup </w:t>
-      </w:r>
-      <w:r>
-        <w:rPr>
-          <w:rFonts w:cs="Times New Roman"/>
-        </w:rPr>
-        <w:t>Folder. Below Screenshot is shown:</w:t>
+        <w:pStyle w:val="Heading2"/>
+      </w:pPr>
+      <w:bookmarkStart w:id="51" w:name="_4.6_Add_Extra"/>
+      <w:bookmarkEnd w:id="51"/>
+      <w:r>
+        <w:t xml:space="preserve">4.6 </w:t>
+      </w:r>
+      <w:r>
+        <w:t>Add Extra Files Types</w:t>
+      </w:r>
+    </w:p>
+    <w:p>
+      <w:pPr>
+        <w:rPr>
+          <w:rFonts w:cs="Times New Roman"/>
+        </w:rPr>
+      </w:pPr>
+      <w:r>
+        <w:rPr>
+          <w:rFonts w:cs="Times New Roman"/>
+        </w:rPr>
+        <w:t xml:space="preserve">Go to Tools Menu and run </w:t>
+      </w:r>
+      <w:r>
+        <w:rPr>
+          <w:rFonts w:cs="Times New Roman"/>
+        </w:rPr>
+        <w:t>Add Extra Files Types in Categories</w:t>
+      </w:r>
+      <w:r>
+        <w:rPr>
+          <w:rFonts w:cs="Times New Roman"/>
+        </w:rPr>
+        <w:t>.</w:t>
+      </w:r>
+      <w:r>
+        <w:rPr>
+          <w:rFonts w:cs="Times New Roman"/>
+        </w:rPr>
+        <w:t xml:space="preserve"> This will automatically add extra defined files types to IDM Categories.</w:t>
       </w:r>
     </w:p>
     <w:p>
       <w:pPr>
         <w:jc w:val="center"/>
-        <w:rPr>
-          <w:rFonts w:cs="Times New Roman"/>
-        </w:rPr>
-      </w:pPr>
-      <w:r>
-        <w:rPr>
-          <w:rFonts w:cs="Times New Roman"/>
+      </w:pPr>
+      <w:r>
+        <w:rPr>
           <w:noProof/>
           <w:lang w:bidi="ar-SA"/>
         </w:rPr>
         <w:drawing>
-          <wp:inline distT="0" distB="0" distL="0" distR="0" wp14:anchorId="7EFB476E" wp14:editId="08F05448">
-            <wp:extent cx="4334256" cy="2990088"/>
-            <wp:effectExtent l="0" t="0" r="0" b="1270"/>
-            <wp:docPr id="15" name="Picture 15"/>
+          <wp:inline distT="0" distB="0" distL="0" distR="0" wp14:anchorId="33245C01" wp14:editId="14EA6397">
+            <wp:extent cx="4544568" cy="2322576"/>
+            <wp:effectExtent l="0" t="0" r="8890" b="1905"/>
+            <wp:docPr id="23" name="Picture 23"/>
             <wp:cNvGraphicFramePr>
               <a:graphicFrameLocks xmlns:a="http://schemas.openxmlformats.org/drawingml/2006/main" noChangeAspect="1"/>
             </wp:cNvGraphicFramePr>
@@ -3994,7 +3921,7 @@
               <a:graphicData uri="http://schemas.openxmlformats.org/drawingml/2006/picture">
                 <pic:pic xmlns:pic="http://schemas.openxmlformats.org/drawingml/2006/picture">
                   <pic:nvPicPr>
-                    <pic:cNvPr id="0" name="5.0.png"/>
+                    <pic:cNvPr id="0" name="File type enhance.png"/>
                     <pic:cNvPicPr/>
                   </pic:nvPicPr>
                   <pic:blipFill>
@@ -4012,7 +3939,7 @@
                   <pic:spPr>
                     <a:xfrm>
                       <a:off x="0" y="0"/>
-                      <a:ext cx="4334256" cy="2990088"/>
+                      <a:ext cx="4544568" cy="2322576"/>
                     </a:xfrm>
                     <a:prstGeom prst="rect">
                       <a:avLst/>
@@ -4027,523 +3954,65 @@
     </w:p>
     <w:p>
       <w:pPr>
-        <w:pStyle w:val="ListParagraph"/>
-        <w:numPr>
-          <w:ilvl w:val="0"/>
-          <w:numId w:val="20"/>
-        </w:numPr>
-        <w:rPr>
-          <w:rFonts w:cs="Times New Roman"/>
-          <w:b/>
-          <w:bCs/>
-        </w:rPr>
-      </w:pPr>
-      <w:r>
-        <w:rPr>
-          <w:rFonts w:cs="Times New Roman"/>
-          <w:b/>
-          <w:bCs/>
-        </w:rPr>
-        <w:t>Default Application Path</w:t>
-      </w:r>
-    </w:p>
-    <w:p>
-      <w:pPr>
-        <w:pStyle w:val="ListParagraph"/>
-        <w:numPr>
-          <w:ilvl w:val="1"/>
-          <w:numId w:val="20"/>
-        </w:numPr>
-        <w:rPr>
-          <w:rFonts w:cs="Times New Roman"/>
-          <w:b/>
-          <w:bCs/>
-        </w:rPr>
-      </w:pPr>
-      <w:r>
-        <w:rPr>
-          <w:rFonts w:cs="Times New Roman"/>
-          <w:b/>
-          <w:bCs/>
-        </w:rPr>
-        <w:t>Log File Path:</w:t>
-      </w:r>
-      <w:r>
-        <w:rPr>
-          <w:rFonts w:cs="Times New Roman"/>
-        </w:rPr>
-        <w:t xml:space="preserve"> Where you </w:t>
-      </w:r>
-      <w:r>
-        <w:rPr>
-          <w:rFonts w:cs="Times New Roman"/>
-        </w:rPr>
-        <w:t>can</w:t>
-      </w:r>
-      <w:r>
-        <w:rPr>
-          <w:rFonts w:cs="Times New Roman"/>
-        </w:rPr>
-        <w:t xml:space="preserve"> save log file.</w:t>
-      </w:r>
-      <w:r>
-        <w:rPr>
-          <w:rFonts w:cs="Times New Roman"/>
-        </w:rPr>
-        <w:t xml:space="preserve"> Default Path is </w:t>
-      </w:r>
-      <w:r>
-        <w:rPr>
-          <w:rFonts w:cs="Times New Roman"/>
-          <w:b/>
-          <w:bCs/>
-        </w:rPr>
-        <w:t>@</w:t>
-      </w:r>
-      <w:r>
-        <w:rPr>
-          <w:rFonts w:cs="Times New Roman"/>
-          <w:b/>
-          <w:bCs/>
-        </w:rPr>
-        <w:t>User</w:t>
-      </w:r>
-      <w:r>
-        <w:rPr>
-          <w:rFonts w:cs="Times New Roman"/>
-          <w:b/>
-          <w:bCs/>
-        </w:rPr>
-        <w:t xml:space="preserve"> Profile</w:t>
-      </w:r>
-      <w:r>
-        <w:rPr>
-          <w:rFonts w:cs="Times New Roman"/>
-          <w:b/>
-          <w:bCs/>
-        </w:rPr>
-        <w:t>\</w:t>
-      </w:r>
-      <w:proofErr w:type="spellStart"/>
-      <w:r>
-        <w:rPr>
-          <w:rFonts w:cs="Times New Roman"/>
-          <w:b/>
-          <w:bCs/>
-        </w:rPr>
-        <w:t>AppData</w:t>
-      </w:r>
-      <w:proofErr w:type="spellEnd"/>
-      <w:r>
-        <w:rPr>
-          <w:rFonts w:cs="Times New Roman"/>
-          <w:b/>
-          <w:bCs/>
-        </w:rPr>
-        <w:t>\Roaming\IDM Backup Manager</w:t>
-      </w:r>
-      <w:r>
-        <w:rPr>
-          <w:rFonts w:cs="Times New Roman"/>
-          <w:b/>
-          <w:bCs/>
-        </w:rPr>
-        <w:t>\</w:t>
-      </w:r>
-      <w:r>
-        <w:rPr>
-          <w:rFonts w:cs="Times New Roman"/>
-          <w:b/>
-          <w:bCs/>
-        </w:rPr>
-        <w:t>LogFile.log</w:t>
-      </w:r>
-    </w:p>
-    <w:p>
-      <w:pPr>
-        <w:pStyle w:val="ListParagraph"/>
-        <w:numPr>
-          <w:ilvl w:val="1"/>
-          <w:numId w:val="20"/>
-        </w:numPr>
-        <w:rPr>
-          <w:rFonts w:cs="Times New Roman"/>
-          <w:b/>
-          <w:bCs/>
-        </w:rPr>
-      </w:pPr>
-      <w:r>
-        <w:rPr>
-          <w:rFonts w:cs="Times New Roman"/>
-          <w:b/>
-          <w:bCs/>
-        </w:rPr>
-        <w:lastRenderedPageBreak/>
-        <w:t>Backup Folder:</w:t>
-      </w:r>
-      <w:r>
-        <w:rPr>
-          <w:rFonts w:cs="Times New Roman"/>
-        </w:rPr>
-        <w:t xml:space="preserve"> Where backup File saved by default Path is </w:t>
-      </w:r>
-      <w:r>
-        <w:rPr>
-          <w:rFonts w:cs="Times New Roman"/>
-          <w:b/>
-          <w:bCs/>
-        </w:rPr>
-        <w:t>@</w:t>
-      </w:r>
-      <w:r>
-        <w:rPr>
-          <w:rFonts w:cs="Times New Roman"/>
-          <w:b/>
-          <w:bCs/>
-        </w:rPr>
-        <w:t>User</w:t>
-      </w:r>
-      <w:r>
-        <w:rPr>
-          <w:rFonts w:cs="Times New Roman"/>
-          <w:b/>
-          <w:bCs/>
-        </w:rPr>
-        <w:t xml:space="preserve"> Profile </w:t>
-      </w:r>
-      <w:r>
-        <w:rPr>
-          <w:rFonts w:cs="Times New Roman"/>
-          <w:b/>
-          <w:bCs/>
-        </w:rPr>
-        <w:t>\Documents\IDM Backup Files</w:t>
-      </w:r>
-      <w:r>
-        <w:rPr>
-          <w:rFonts w:cs="Times New Roman"/>
-          <w:b/>
-          <w:bCs/>
-        </w:rPr>
-        <w:t>\</w:t>
-      </w:r>
-    </w:p>
-    <w:p>
-      <w:pPr>
-        <w:pStyle w:val="ListParagraph"/>
-        <w:numPr>
-          <w:ilvl w:val="1"/>
-          <w:numId w:val="20"/>
-        </w:numPr>
-        <w:rPr>
-          <w:rFonts w:cs="Times New Roman"/>
-          <w:b/>
-          <w:bCs/>
-        </w:rPr>
-      </w:pPr>
-      <w:r>
-        <w:rPr>
-          <w:rFonts w:cs="Times New Roman"/>
-          <w:b/>
-          <w:bCs/>
-        </w:rPr>
-        <w:t>Setting (</w:t>
-      </w:r>
-      <w:proofErr w:type="spellStart"/>
-      <w:r>
-        <w:rPr>
-          <w:rFonts w:cs="Times New Roman"/>
-          <w:b/>
-          <w:bCs/>
-        </w:rPr>
-        <w:t>ini</w:t>
-      </w:r>
-      <w:proofErr w:type="spellEnd"/>
-      <w:r>
-        <w:rPr>
-          <w:rFonts w:cs="Times New Roman"/>
-          <w:b/>
-          <w:bCs/>
-        </w:rPr>
-        <w:t>) File:</w:t>
-      </w:r>
-      <w:r>
-        <w:rPr>
-          <w:rFonts w:cs="Times New Roman"/>
-        </w:rPr>
-        <w:t xml:space="preserve"> Default Path</w:t>
-      </w:r>
-      <w:r>
-        <w:rPr>
-          <w:rFonts w:cs="Times New Roman"/>
-        </w:rPr>
-        <w:t>(it cannot changed)</w:t>
-      </w:r>
-      <w:r>
-        <w:rPr>
-          <w:rFonts w:cs="Times New Roman"/>
-        </w:rPr>
-        <w:t xml:space="preserve"> is </w:t>
-      </w:r>
-      <w:r>
-        <w:rPr>
-          <w:rFonts w:cs="Times New Roman"/>
-          <w:b/>
-          <w:bCs/>
-        </w:rPr>
-        <w:t>@User</w:t>
-      </w:r>
-      <w:r>
-        <w:rPr>
-          <w:rFonts w:cs="Times New Roman"/>
-          <w:b/>
-          <w:bCs/>
-        </w:rPr>
-        <w:t xml:space="preserve"> Profile </w:t>
-      </w:r>
-      <w:r>
-        <w:rPr>
-          <w:rFonts w:cs="Times New Roman"/>
-          <w:b/>
-          <w:bCs/>
-        </w:rPr>
-        <w:t>\</w:t>
-      </w:r>
-      <w:proofErr w:type="spellStart"/>
-      <w:r>
-        <w:rPr>
-          <w:rFonts w:cs="Times New Roman"/>
-          <w:b/>
-          <w:bCs/>
-        </w:rPr>
-        <w:t>AppData</w:t>
-      </w:r>
-      <w:proofErr w:type="spellEnd"/>
-      <w:r>
-        <w:rPr>
-          <w:rFonts w:cs="Times New Roman"/>
-          <w:b/>
-          <w:bCs/>
-        </w:rPr>
-        <w:t>\Roaming\IDM Backup Manager\SettingFile.ini</w:t>
-      </w:r>
-    </w:p>
-    <w:p>
-      <w:pPr>
-        <w:pStyle w:val="ListParagraph"/>
-        <w:numPr>
-          <w:ilvl w:val="0"/>
-          <w:numId w:val="20"/>
-        </w:numPr>
-        <w:rPr>
-          <w:rFonts w:cs="Times New Roman"/>
-          <w:b/>
-          <w:bCs/>
-        </w:rPr>
-      </w:pPr>
-      <w:r>
-        <w:rPr>
-          <w:rFonts w:cs="Times New Roman"/>
-          <w:b/>
-          <w:bCs/>
-        </w:rPr>
-        <w:t>Default Profile</w:t>
-      </w:r>
-    </w:p>
-    <w:p>
-      <w:pPr>
-        <w:pStyle w:val="ListParagraph"/>
-        <w:numPr>
-          <w:ilvl w:val="1"/>
-          <w:numId w:val="20"/>
-        </w:numPr>
-        <w:rPr>
-          <w:rFonts w:cs="Times New Roman"/>
-          <w:b/>
-          <w:bCs/>
-        </w:rPr>
-      </w:pPr>
-      <w:proofErr w:type="spellStart"/>
-      <w:r>
-        <w:rPr>
-          <w:rFonts w:cs="Times New Roman"/>
-          <w:b/>
-          <w:bCs/>
-        </w:rPr>
-        <w:t>AppData</w:t>
-      </w:r>
-      <w:proofErr w:type="spellEnd"/>
-      <w:r>
-        <w:rPr>
-          <w:rFonts w:cs="Times New Roman"/>
-          <w:b/>
-          <w:bCs/>
-        </w:rPr>
-        <w:t xml:space="preserve"> Folder:</w:t>
-      </w:r>
-      <w:r>
-        <w:rPr>
-          <w:rFonts w:cs="Times New Roman"/>
-        </w:rPr>
-        <w:t xml:space="preserve"> IDM Default Profile Folder. Default Path is </w:t>
-      </w:r>
-      <w:r>
-        <w:rPr>
-          <w:rFonts w:cs="Times New Roman"/>
-          <w:b/>
-          <w:bCs/>
-        </w:rPr>
-        <w:t>@User Profile\</w:t>
-      </w:r>
-      <w:proofErr w:type="spellStart"/>
-      <w:r>
-        <w:rPr>
-          <w:rFonts w:cs="Times New Roman"/>
-          <w:b/>
-          <w:bCs/>
-        </w:rPr>
-        <w:t>AppData</w:t>
-      </w:r>
-      <w:proofErr w:type="spellEnd"/>
-      <w:r>
-        <w:rPr>
-          <w:rFonts w:cs="Times New Roman"/>
-          <w:b/>
-          <w:bCs/>
-        </w:rPr>
-        <w:t>\Roaming\IDM\</w:t>
-      </w:r>
-    </w:p>
-    <w:p>
-      <w:pPr>
-        <w:pStyle w:val="ListParagraph"/>
-        <w:numPr>
-          <w:ilvl w:val="1"/>
-          <w:numId w:val="20"/>
-        </w:numPr>
-        <w:rPr>
-          <w:rFonts w:cs="Times New Roman"/>
-        </w:rPr>
-      </w:pPr>
-      <w:proofErr w:type="spellStart"/>
-      <w:r>
-        <w:rPr>
-          <w:rFonts w:cs="Times New Roman"/>
-          <w:b/>
-          <w:bCs/>
-        </w:rPr>
-        <w:t>DonlData</w:t>
-      </w:r>
-      <w:proofErr w:type="spellEnd"/>
-      <w:r>
-        <w:rPr>
-          <w:rFonts w:cs="Times New Roman"/>
-          <w:b/>
-          <w:bCs/>
-        </w:rPr>
-        <w:t xml:space="preserve"> Folder: </w:t>
-      </w:r>
-      <w:r>
-        <w:rPr>
-          <w:rFonts w:cs="Times New Roman"/>
-        </w:rPr>
-        <w:t xml:space="preserve">Where Unfinished Downloads data saved. By default path is </w:t>
-      </w:r>
-      <w:r>
-        <w:rPr>
-          <w:rFonts w:cs="Times New Roman"/>
-          <w:b/>
-          <w:bCs/>
-        </w:rPr>
-        <w:t>@User Profile\</w:t>
-      </w:r>
-      <w:proofErr w:type="spellStart"/>
-      <w:r>
-        <w:rPr>
-          <w:rFonts w:cs="Times New Roman"/>
-          <w:b/>
-          <w:bCs/>
-        </w:rPr>
-        <w:t>AppData</w:t>
-      </w:r>
-      <w:proofErr w:type="spellEnd"/>
-      <w:r>
-        <w:rPr>
-          <w:rFonts w:cs="Times New Roman"/>
-          <w:b/>
-          <w:bCs/>
-        </w:rPr>
-        <w:t>\Roaming\IDM\</w:t>
-      </w:r>
-      <w:proofErr w:type="spellStart"/>
-      <w:r>
-        <w:rPr>
-          <w:rFonts w:cs="Times New Roman"/>
-          <w:b/>
-          <w:bCs/>
-        </w:rPr>
-        <w:t>DwnlData</w:t>
-      </w:r>
-      <w:proofErr w:type="spellEnd"/>
-      <w:r>
-        <w:rPr>
-          <w:rFonts w:cs="Times New Roman"/>
-          <w:b/>
-          <w:bCs/>
-        </w:rPr>
-        <w:t>\</w:t>
-      </w:r>
-    </w:p>
-    <w:p>
-      <w:pPr>
-        <w:pStyle w:val="ListParagraph"/>
-        <w:numPr>
-          <w:ilvl w:val="0"/>
-          <w:numId w:val="20"/>
-        </w:numPr>
-        <w:rPr>
-          <w:rFonts w:cs="Times New Roman"/>
-          <w:b/>
-          <w:bCs/>
-        </w:rPr>
-      </w:pPr>
-      <w:r>
-        <w:rPr>
-          <w:rFonts w:cs="Times New Roman"/>
-          <w:b/>
-          <w:bCs/>
-        </w:rPr>
-        <w:t>More Setting</w:t>
-      </w:r>
-    </w:p>
-    <w:p>
-      <w:pPr>
-        <w:pStyle w:val="ListParagraph"/>
-        <w:numPr>
-          <w:ilvl w:val="1"/>
-          <w:numId w:val="20"/>
-        </w:numPr>
-        <w:rPr>
-          <w:rFonts w:cs="Times New Roman"/>
-        </w:rPr>
-      </w:pPr>
-      <w:r>
-        <w:rPr>
-          <w:rFonts w:cs="Times New Roman"/>
-        </w:rPr>
-        <w:t xml:space="preserve">Click on </w:t>
-      </w:r>
+        <w:pStyle w:val="Heading1"/>
+        <w:framePr w:wrap="notBeside"/>
+      </w:pPr>
+      <w:bookmarkStart w:id="52" w:name="_5._SETTING"/>
+      <w:bookmarkEnd w:id="52"/>
+      <w:r>
+        <w:t>5. SETTING</w:t>
+      </w:r>
+    </w:p>
+    <w:p>
+      <w:pPr>
+        <w:rPr>
+          <w:rFonts w:cs="Times New Roman"/>
+        </w:rPr>
+      </w:pPr>
+      <w:r>
+        <w:rPr>
+          <w:rFonts w:cs="Times New Roman"/>
+        </w:rPr>
+        <w:t xml:space="preserve">Setting tab allow to change IDM Default profile while backing up/Restoring IDM. </w:t>
+      </w:r>
+      <w:r>
+        <w:rPr>
+          <w:rFonts w:cs="Times New Roman"/>
+        </w:rPr>
+        <w:t>In addition,</w:t>
+      </w:r>
+      <w:r>
+        <w:rPr>
+          <w:rFonts w:cs="Times New Roman"/>
+        </w:rPr>
+        <w:t xml:space="preserve"> you can change Log File path and Backup </w:t>
+      </w:r>
+      <w:r>
+        <w:rPr>
+          <w:rFonts w:cs="Times New Roman"/>
+        </w:rPr>
+        <w:t>Folder. Below Screenshot is shown:</w:t>
+      </w:r>
+    </w:p>
+    <w:p>
+      <w:pPr>
+        <w:jc w:val="center"/>
+        <w:rPr>
+          <w:rFonts w:cs="Times New Roman"/>
+        </w:rPr>
+      </w:pPr>
       <w:r>
         <w:rPr>
           <w:rFonts w:cs="Times New Roman"/>
           <w:noProof/>
           <w:lang w:bidi="ar-SA"/>
         </w:rPr>
+        <w:lastRenderedPageBreak/>
         <w:drawing>
-          <wp:inline distT="0" distB="0" distL="0" distR="0" wp14:anchorId="06DDF174" wp14:editId="0B849176">
-            <wp:extent cx="285790" cy="219106"/>
-            <wp:effectExtent l="0" t="0" r="0" b="9525"/>
-            <wp:docPr id="14" name="Picture 14"/>
+          <wp:inline distT="0" distB="0" distL="0" distR="0" wp14:anchorId="7EFB476E" wp14:editId="08F05448">
+            <wp:extent cx="4197096" cy="2889504"/>
+            <wp:effectExtent l="0" t="0" r="0" b="6350"/>
+            <wp:docPr id="15" name="Picture 15"/>
             <wp:cNvGraphicFramePr>
               <a:graphicFrameLocks xmlns:a="http://schemas.openxmlformats.org/drawingml/2006/main" noChangeAspect="1"/>
             </wp:cNvGraphicFramePr>
@@ -4551,7 +4020,7 @@
               <a:graphicData uri="http://schemas.openxmlformats.org/drawingml/2006/picture">
                 <pic:pic xmlns:pic="http://schemas.openxmlformats.org/drawingml/2006/picture">
                   <pic:nvPicPr>
-                    <pic:cNvPr id="0" name="5.3.a.png"/>
+                    <pic:cNvPr id="0" name="5.0.png"/>
                     <pic:cNvPicPr/>
                   </pic:nvPicPr>
                   <pic:blipFill>
@@ -4569,7 +4038,7 @@
                   <pic:spPr>
                     <a:xfrm>
                       <a:off x="0" y="0"/>
-                      <a:ext cx="285790" cy="219106"/>
+                      <a:ext cx="4197096" cy="2889504"/>
                     </a:xfrm>
                     <a:prstGeom prst="rect">
                       <a:avLst/>
@@ -4581,89 +4050,27 @@
           </wp:inline>
         </w:drawing>
       </w:r>
-      <w:r>
-        <w:rPr>
-          <w:rFonts w:cs="Times New Roman"/>
-        </w:rPr>
-        <w:t xml:space="preserve"> Setting </w:t>
-      </w:r>
-      <w:r>
-        <w:rPr>
-          <w:rFonts w:cs="Times New Roman"/>
-        </w:rPr>
-        <w:t>icon to change Some more setting:</w:t>
-      </w:r>
     </w:p>
     <w:p>
       <w:pPr>
         <w:pStyle w:val="ListParagraph"/>
         <w:numPr>
-          <w:ilvl w:val="2"/>
+          <w:ilvl w:val="0"/>
           <w:numId w:val="20"/>
         </w:numPr>
         <w:rPr>
           <w:rFonts w:cs="Times New Roman"/>
-        </w:rPr>
-      </w:pPr>
-      <w:r>
-        <w:rPr>
-          <w:rFonts w:cs="Times New Roman"/>
-        </w:rPr>
-        <w:t xml:space="preserve">Log File will append on every Session </w:t>
-      </w:r>
-      <w:r>
-        <w:rPr>
-          <w:rFonts w:cs="Times New Roman"/>
-        </w:rPr>
-        <w:t xml:space="preserve">or </w:t>
-      </w:r>
-      <w:r>
-        <w:rPr>
-          <w:rFonts w:cs="Times New Roman"/>
-        </w:rPr>
-        <w:t>Not</w:t>
-      </w:r>
-      <w:r>
-        <w:rPr>
-          <w:rFonts w:cs="Times New Roman"/>
-        </w:rPr>
-        <w:t xml:space="preserve"> (</w:t>
-      </w:r>
-      <w:r>
-        <w:rPr>
-          <w:rFonts w:cs="Times New Roman"/>
-        </w:rPr>
-        <w:t>On startup).</w:t>
-      </w:r>
-    </w:p>
-    <w:p>
-      <w:pPr>
-        <w:pStyle w:val="ListParagraph"/>
-        <w:numPr>
-          <w:ilvl w:val="2"/>
-          <w:numId w:val="20"/>
-        </w:numPr>
-        <w:rPr>
-          <w:rFonts w:cs="Times New Roman"/>
-        </w:rPr>
-      </w:pPr>
-      <w:r>
-        <w:rPr>
-          <w:rFonts w:cs="Times New Roman"/>
-        </w:rPr>
-        <w:t>Restart IDM every time on restore</w:t>
-      </w:r>
-      <w:r>
-        <w:rPr>
-          <w:rFonts w:cs="Times New Roman"/>
-        </w:rPr>
-        <w:t xml:space="preserve"> or Not</w:t>
-      </w:r>
-      <w:r>
-        <w:rPr>
-          <w:rFonts w:cs="Times New Roman"/>
-        </w:rPr>
-        <w:t>.</w:t>
+          <w:b/>
+          <w:bCs/>
+        </w:rPr>
+      </w:pPr>
+      <w:r>
+        <w:rPr>
+          <w:rFonts w:cs="Times New Roman"/>
+          <w:b/>
+          <w:bCs/>
+        </w:rPr>
+        <w:t>Default Application Path</w:t>
       </w:r>
     </w:p>
     <w:p>
@@ -4675,6 +4082,474 @@
         </w:numPr>
         <w:rPr>
           <w:rFonts w:cs="Times New Roman"/>
+          <w:b/>
+          <w:bCs/>
+        </w:rPr>
+      </w:pPr>
+      <w:r>
+        <w:rPr>
+          <w:rFonts w:cs="Times New Roman"/>
+          <w:b/>
+          <w:bCs/>
+        </w:rPr>
+        <w:t>Log File Path:</w:t>
+      </w:r>
+      <w:r>
+        <w:rPr>
+          <w:rFonts w:cs="Times New Roman"/>
+        </w:rPr>
+        <w:t xml:space="preserve"> Where you </w:t>
+      </w:r>
+      <w:r>
+        <w:rPr>
+          <w:rFonts w:cs="Times New Roman"/>
+        </w:rPr>
+        <w:t>can</w:t>
+      </w:r>
+      <w:r>
+        <w:rPr>
+          <w:rFonts w:cs="Times New Roman"/>
+        </w:rPr>
+        <w:t xml:space="preserve"> save log file.</w:t>
+      </w:r>
+      <w:r>
+        <w:rPr>
+          <w:rFonts w:cs="Times New Roman"/>
+        </w:rPr>
+        <w:t xml:space="preserve"> Default Path is </w:t>
+      </w:r>
+      <w:r>
+        <w:rPr>
+          <w:rFonts w:cs="Times New Roman"/>
+          <w:b/>
+          <w:bCs/>
+        </w:rPr>
+        <w:t>@</w:t>
+      </w:r>
+      <w:r>
+        <w:rPr>
+          <w:rFonts w:cs="Times New Roman"/>
+          <w:b/>
+          <w:bCs/>
+        </w:rPr>
+        <w:t>User</w:t>
+      </w:r>
+      <w:r>
+        <w:rPr>
+          <w:rFonts w:cs="Times New Roman"/>
+          <w:b/>
+          <w:bCs/>
+        </w:rPr>
+        <w:t xml:space="preserve"> Profile</w:t>
+      </w:r>
+      <w:r>
+        <w:rPr>
+          <w:rFonts w:cs="Times New Roman"/>
+          <w:b/>
+          <w:bCs/>
+        </w:rPr>
+        <w:t>\</w:t>
+      </w:r>
+      <w:proofErr w:type="spellStart"/>
+      <w:r>
+        <w:rPr>
+          <w:rFonts w:cs="Times New Roman"/>
+          <w:b/>
+          <w:bCs/>
+        </w:rPr>
+        <w:t>AppData</w:t>
+      </w:r>
+      <w:proofErr w:type="spellEnd"/>
+      <w:r>
+        <w:rPr>
+          <w:rFonts w:cs="Times New Roman"/>
+          <w:b/>
+          <w:bCs/>
+        </w:rPr>
+        <w:t>\Roaming\IDM Backup Manager</w:t>
+      </w:r>
+      <w:r>
+        <w:rPr>
+          <w:rFonts w:cs="Times New Roman"/>
+          <w:b/>
+          <w:bCs/>
+        </w:rPr>
+        <w:t>\</w:t>
+      </w:r>
+      <w:r>
+        <w:rPr>
+          <w:rFonts w:cs="Times New Roman"/>
+          <w:b/>
+          <w:bCs/>
+        </w:rPr>
+        <w:t>LogFile.log</w:t>
+      </w:r>
+    </w:p>
+    <w:p>
+      <w:pPr>
+        <w:pStyle w:val="ListParagraph"/>
+        <w:numPr>
+          <w:ilvl w:val="1"/>
+          <w:numId w:val="20"/>
+        </w:numPr>
+        <w:rPr>
+          <w:rFonts w:cs="Times New Roman"/>
+          <w:b/>
+          <w:bCs/>
+        </w:rPr>
+      </w:pPr>
+      <w:r>
+        <w:rPr>
+          <w:rFonts w:cs="Times New Roman"/>
+          <w:b/>
+          <w:bCs/>
+        </w:rPr>
+        <w:t>Backup Folder:</w:t>
+      </w:r>
+      <w:r>
+        <w:rPr>
+          <w:rFonts w:cs="Times New Roman"/>
+        </w:rPr>
+        <w:t xml:space="preserve"> Where backup File saved by default Path is </w:t>
+      </w:r>
+      <w:r>
+        <w:rPr>
+          <w:rFonts w:cs="Times New Roman"/>
+          <w:b/>
+          <w:bCs/>
+        </w:rPr>
+        <w:t>@</w:t>
+      </w:r>
+      <w:r>
+        <w:rPr>
+          <w:rFonts w:cs="Times New Roman"/>
+          <w:b/>
+          <w:bCs/>
+        </w:rPr>
+        <w:t>User</w:t>
+      </w:r>
+      <w:r>
+        <w:rPr>
+          <w:rFonts w:cs="Times New Roman"/>
+          <w:b/>
+          <w:bCs/>
+        </w:rPr>
+        <w:t xml:space="preserve"> Profile </w:t>
+      </w:r>
+      <w:r>
+        <w:rPr>
+          <w:rFonts w:cs="Times New Roman"/>
+          <w:b/>
+          <w:bCs/>
+        </w:rPr>
+        <w:t>\Documents\IDM Backup Files</w:t>
+      </w:r>
+      <w:r>
+        <w:rPr>
+          <w:rFonts w:cs="Times New Roman"/>
+          <w:b/>
+          <w:bCs/>
+        </w:rPr>
+        <w:t>\</w:t>
+      </w:r>
+    </w:p>
+    <w:p>
+      <w:pPr>
+        <w:pStyle w:val="ListParagraph"/>
+        <w:numPr>
+          <w:ilvl w:val="1"/>
+          <w:numId w:val="20"/>
+        </w:numPr>
+        <w:rPr>
+          <w:rFonts w:cs="Times New Roman"/>
+          <w:b/>
+          <w:bCs/>
+        </w:rPr>
+      </w:pPr>
+      <w:r>
+        <w:rPr>
+          <w:rFonts w:cs="Times New Roman"/>
+          <w:b/>
+          <w:bCs/>
+        </w:rPr>
+        <w:t>Setting (</w:t>
+      </w:r>
+      <w:proofErr w:type="spellStart"/>
+      <w:r>
+        <w:rPr>
+          <w:rFonts w:cs="Times New Roman"/>
+          <w:b/>
+          <w:bCs/>
+        </w:rPr>
+        <w:t>ini</w:t>
+      </w:r>
+      <w:proofErr w:type="spellEnd"/>
+      <w:r>
+        <w:rPr>
+          <w:rFonts w:cs="Times New Roman"/>
+          <w:b/>
+          <w:bCs/>
+        </w:rPr>
+        <w:t>) File:</w:t>
+      </w:r>
+      <w:r>
+        <w:rPr>
+          <w:rFonts w:cs="Times New Roman"/>
+        </w:rPr>
+        <w:t xml:space="preserve"> Default Path</w:t>
+      </w:r>
+      <w:r>
+        <w:rPr>
+          <w:rFonts w:cs="Times New Roman"/>
+        </w:rPr>
+        <w:t>(it cannot changed)</w:t>
+      </w:r>
+      <w:r>
+        <w:rPr>
+          <w:rFonts w:cs="Times New Roman"/>
+        </w:rPr>
+        <w:t xml:space="preserve"> is </w:t>
+      </w:r>
+      <w:r>
+        <w:rPr>
+          <w:rFonts w:cs="Times New Roman"/>
+          <w:b/>
+          <w:bCs/>
+        </w:rPr>
+        <w:t>@User</w:t>
+      </w:r>
+      <w:r>
+        <w:rPr>
+          <w:rFonts w:cs="Times New Roman"/>
+          <w:b/>
+          <w:bCs/>
+        </w:rPr>
+        <w:t xml:space="preserve"> Profile </w:t>
+      </w:r>
+      <w:r>
+        <w:rPr>
+          <w:rFonts w:cs="Times New Roman"/>
+          <w:b/>
+          <w:bCs/>
+        </w:rPr>
+        <w:t>\</w:t>
+      </w:r>
+      <w:proofErr w:type="spellStart"/>
+      <w:r>
+        <w:rPr>
+          <w:rFonts w:cs="Times New Roman"/>
+          <w:b/>
+          <w:bCs/>
+        </w:rPr>
+        <w:t>AppData</w:t>
+      </w:r>
+      <w:proofErr w:type="spellEnd"/>
+      <w:r>
+        <w:rPr>
+          <w:rFonts w:cs="Times New Roman"/>
+          <w:b/>
+          <w:bCs/>
+        </w:rPr>
+        <w:t>\Roaming\IDM Backup Manager\SettingFile.ini</w:t>
+      </w:r>
+    </w:p>
+    <w:p>
+      <w:pPr>
+        <w:pStyle w:val="ListParagraph"/>
+        <w:numPr>
+          <w:ilvl w:val="0"/>
+          <w:numId w:val="20"/>
+        </w:numPr>
+        <w:rPr>
+          <w:rFonts w:cs="Times New Roman"/>
+          <w:b/>
+          <w:bCs/>
+        </w:rPr>
+      </w:pPr>
+      <w:r>
+        <w:rPr>
+          <w:rFonts w:cs="Times New Roman"/>
+          <w:b/>
+          <w:bCs/>
+        </w:rPr>
+        <w:t>Default Profile</w:t>
+      </w:r>
+    </w:p>
+    <w:p>
+      <w:pPr>
+        <w:pStyle w:val="ListParagraph"/>
+        <w:numPr>
+          <w:ilvl w:val="1"/>
+          <w:numId w:val="20"/>
+        </w:numPr>
+        <w:rPr>
+          <w:rFonts w:cs="Times New Roman"/>
+          <w:b/>
+          <w:bCs/>
+        </w:rPr>
+      </w:pPr>
+      <w:proofErr w:type="spellStart"/>
+      <w:r>
+        <w:rPr>
+          <w:rFonts w:cs="Times New Roman"/>
+          <w:b/>
+          <w:bCs/>
+        </w:rPr>
+        <w:t>AppData</w:t>
+      </w:r>
+      <w:proofErr w:type="spellEnd"/>
+      <w:r>
+        <w:rPr>
+          <w:rFonts w:cs="Times New Roman"/>
+          <w:b/>
+          <w:bCs/>
+        </w:rPr>
+        <w:t xml:space="preserve"> Folder:</w:t>
+      </w:r>
+      <w:r>
+        <w:rPr>
+          <w:rFonts w:cs="Times New Roman"/>
+        </w:rPr>
+        <w:t xml:space="preserve"> IDM Default Profile Folder. Default Path is </w:t>
+      </w:r>
+      <w:r>
+        <w:rPr>
+          <w:rFonts w:cs="Times New Roman"/>
+          <w:b/>
+          <w:bCs/>
+        </w:rPr>
+        <w:t>@User Profile\</w:t>
+      </w:r>
+      <w:proofErr w:type="spellStart"/>
+      <w:r>
+        <w:rPr>
+          <w:rFonts w:cs="Times New Roman"/>
+          <w:b/>
+          <w:bCs/>
+        </w:rPr>
+        <w:t>AppData</w:t>
+      </w:r>
+      <w:proofErr w:type="spellEnd"/>
+      <w:r>
+        <w:rPr>
+          <w:rFonts w:cs="Times New Roman"/>
+          <w:b/>
+          <w:bCs/>
+        </w:rPr>
+        <w:t>\Roaming\IDM\</w:t>
+      </w:r>
+    </w:p>
+    <w:p>
+      <w:pPr>
+        <w:pStyle w:val="ListParagraph"/>
+        <w:numPr>
+          <w:ilvl w:val="1"/>
+          <w:numId w:val="20"/>
+        </w:numPr>
+        <w:rPr>
+          <w:rFonts w:cs="Times New Roman"/>
+        </w:rPr>
+      </w:pPr>
+      <w:proofErr w:type="spellStart"/>
+      <w:r>
+        <w:rPr>
+          <w:rFonts w:cs="Times New Roman"/>
+          <w:b/>
+          <w:bCs/>
+        </w:rPr>
+        <w:t>DonlData</w:t>
+      </w:r>
+      <w:proofErr w:type="spellEnd"/>
+      <w:r>
+        <w:rPr>
+          <w:rFonts w:cs="Times New Roman"/>
+          <w:b/>
+          <w:bCs/>
+        </w:rPr>
+        <w:t xml:space="preserve"> Folder: </w:t>
+      </w:r>
+      <w:r>
+        <w:rPr>
+          <w:rFonts w:cs="Times New Roman"/>
+        </w:rPr>
+        <w:t xml:space="preserve">Where Unfinished Downloads data saved. By default path is </w:t>
+      </w:r>
+      <w:r>
+        <w:rPr>
+          <w:rFonts w:cs="Times New Roman"/>
+          <w:b/>
+          <w:bCs/>
+        </w:rPr>
+        <w:t>@User Profile\</w:t>
+      </w:r>
+      <w:proofErr w:type="spellStart"/>
+      <w:r>
+        <w:rPr>
+          <w:rFonts w:cs="Times New Roman"/>
+          <w:b/>
+          <w:bCs/>
+        </w:rPr>
+        <w:t>AppData</w:t>
+      </w:r>
+      <w:proofErr w:type="spellEnd"/>
+      <w:r>
+        <w:rPr>
+          <w:rFonts w:cs="Times New Roman"/>
+          <w:b/>
+          <w:bCs/>
+        </w:rPr>
+        <w:t>\Roaming\IDM\</w:t>
+      </w:r>
+      <w:proofErr w:type="spellStart"/>
+      <w:r>
+        <w:rPr>
+          <w:rFonts w:cs="Times New Roman"/>
+          <w:b/>
+          <w:bCs/>
+        </w:rPr>
+        <w:t>DwnlData</w:t>
+      </w:r>
+      <w:proofErr w:type="spellEnd"/>
+      <w:r>
+        <w:rPr>
+          <w:rFonts w:cs="Times New Roman"/>
+          <w:b/>
+          <w:bCs/>
+        </w:rPr>
+        <w:t>\</w:t>
+      </w:r>
+    </w:p>
+    <w:p>
+      <w:pPr>
+        <w:pStyle w:val="ListParagraph"/>
+        <w:numPr>
+          <w:ilvl w:val="0"/>
+          <w:numId w:val="20"/>
+        </w:numPr>
+        <w:rPr>
+          <w:rFonts w:cs="Times New Roman"/>
+          <w:b/>
+          <w:bCs/>
+        </w:rPr>
+      </w:pPr>
+      <w:r>
+        <w:rPr>
+          <w:rFonts w:cs="Times New Roman"/>
+          <w:b/>
+          <w:bCs/>
+        </w:rPr>
+        <w:t>More Setting</w:t>
+      </w:r>
+    </w:p>
+    <w:p>
+      <w:pPr>
+        <w:pStyle w:val="ListParagraph"/>
+        <w:numPr>
+          <w:ilvl w:val="1"/>
+          <w:numId w:val="20"/>
+        </w:numPr>
+        <w:rPr>
+          <w:rFonts w:cs="Times New Roman"/>
         </w:rPr>
       </w:pPr>
       <w:r>
@@ -4690,10 +4565,10 @@
           <w:lang w:bidi="ar-SA"/>
         </w:rPr>
         <w:drawing>
-          <wp:inline distT="0" distB="0" distL="0" distR="0" wp14:anchorId="77CD16AF" wp14:editId="11EC27F8">
+          <wp:inline distT="0" distB="0" distL="0" distR="0" wp14:anchorId="06DDF174" wp14:editId="0B849176">
             <wp:extent cx="285790" cy="219106"/>
             <wp:effectExtent l="0" t="0" r="0" b="9525"/>
-            <wp:docPr id="19" name="Picture 19"/>
+            <wp:docPr id="14" name="Picture 14"/>
             <wp:cNvGraphicFramePr>
               <a:graphicFrameLocks xmlns:a="http://schemas.openxmlformats.org/drawingml/2006/main" noChangeAspect="1"/>
             </wp:cNvGraphicFramePr>
@@ -4701,7 +4576,7 @@
               <a:graphicData uri="http://schemas.openxmlformats.org/drawingml/2006/picture">
                 <pic:pic xmlns:pic="http://schemas.openxmlformats.org/drawingml/2006/picture">
                   <pic:nvPicPr>
-                    <pic:cNvPr id="0" name="5.3.b.png"/>
+                    <pic:cNvPr id="0" name="5.3.a.png"/>
                     <pic:cNvPicPr/>
                   </pic:nvPicPr>
                   <pic:blipFill>
@@ -4735,6 +4610,156 @@
         <w:rPr>
           <w:rFonts w:cs="Times New Roman"/>
         </w:rPr>
+        <w:t xml:space="preserve"> Setting </w:t>
+      </w:r>
+      <w:r>
+        <w:rPr>
+          <w:rFonts w:cs="Times New Roman"/>
+        </w:rPr>
+        <w:t>icon to change Some more setting:</w:t>
+      </w:r>
+    </w:p>
+    <w:p>
+      <w:pPr>
+        <w:pStyle w:val="ListParagraph"/>
+        <w:numPr>
+          <w:ilvl w:val="2"/>
+          <w:numId w:val="20"/>
+        </w:numPr>
+        <w:rPr>
+          <w:rFonts w:cs="Times New Roman"/>
+        </w:rPr>
+      </w:pPr>
+      <w:r>
+        <w:rPr>
+          <w:rFonts w:cs="Times New Roman"/>
+        </w:rPr>
+        <w:t xml:space="preserve">Log File will append on every Session </w:t>
+      </w:r>
+      <w:r>
+        <w:rPr>
+          <w:rFonts w:cs="Times New Roman"/>
+        </w:rPr>
+        <w:t xml:space="preserve">or </w:t>
+      </w:r>
+      <w:r>
+        <w:rPr>
+          <w:rFonts w:cs="Times New Roman"/>
+        </w:rPr>
+        <w:t>Not</w:t>
+      </w:r>
+      <w:r>
+        <w:rPr>
+          <w:rFonts w:cs="Times New Roman"/>
+        </w:rPr>
+        <w:t xml:space="preserve"> (</w:t>
+      </w:r>
+      <w:r>
+        <w:rPr>
+          <w:rFonts w:cs="Times New Roman"/>
+        </w:rPr>
+        <w:t>On startup).</w:t>
+      </w:r>
+    </w:p>
+    <w:p>
+      <w:pPr>
+        <w:pStyle w:val="ListParagraph"/>
+        <w:numPr>
+          <w:ilvl w:val="2"/>
+          <w:numId w:val="20"/>
+        </w:numPr>
+        <w:rPr>
+          <w:rFonts w:cs="Times New Roman"/>
+        </w:rPr>
+      </w:pPr>
+      <w:r>
+        <w:rPr>
+          <w:rFonts w:cs="Times New Roman"/>
+        </w:rPr>
+        <w:t>Restart IDM every time on restore</w:t>
+      </w:r>
+      <w:r>
+        <w:rPr>
+          <w:rFonts w:cs="Times New Roman"/>
+        </w:rPr>
+        <w:t xml:space="preserve"> or Not</w:t>
+      </w:r>
+      <w:r>
+        <w:rPr>
+          <w:rFonts w:cs="Times New Roman"/>
+        </w:rPr>
+        <w:t>.</w:t>
+      </w:r>
+    </w:p>
+    <w:p>
+      <w:pPr>
+        <w:pStyle w:val="ListParagraph"/>
+        <w:numPr>
+          <w:ilvl w:val="1"/>
+          <w:numId w:val="20"/>
+        </w:numPr>
+        <w:rPr>
+          <w:rFonts w:cs="Times New Roman"/>
+        </w:rPr>
+      </w:pPr>
+      <w:r>
+        <w:rPr>
+          <w:rFonts w:cs="Times New Roman"/>
+        </w:rPr>
+        <w:t xml:space="preserve">Click on </w:t>
+      </w:r>
+      <w:r>
+        <w:rPr>
+          <w:rFonts w:cs="Times New Roman"/>
+          <w:noProof/>
+          <w:lang w:bidi="ar-SA"/>
+        </w:rPr>
+        <w:drawing>
+          <wp:inline distT="0" distB="0" distL="0" distR="0" wp14:anchorId="77CD16AF" wp14:editId="11EC27F8">
+            <wp:extent cx="285790" cy="219106"/>
+            <wp:effectExtent l="0" t="0" r="0" b="9525"/>
+            <wp:docPr id="19" name="Picture 19"/>
+            <wp:cNvGraphicFramePr>
+              <a:graphicFrameLocks xmlns:a="http://schemas.openxmlformats.org/drawingml/2006/main" noChangeAspect="1"/>
+            </wp:cNvGraphicFramePr>
+            <a:graphic xmlns:a="http://schemas.openxmlformats.org/drawingml/2006/main">
+              <a:graphicData uri="http://schemas.openxmlformats.org/drawingml/2006/picture">
+                <pic:pic xmlns:pic="http://schemas.openxmlformats.org/drawingml/2006/picture">
+                  <pic:nvPicPr>
+                    <pic:cNvPr id="0" name="5.3.b.png"/>
+                    <pic:cNvPicPr/>
+                  </pic:nvPicPr>
+                  <pic:blipFill>
+                    <a:blip r:embed="rId23">
+                      <a:extLst>
+                        <a:ext uri="{28A0092B-C50C-407E-A947-70E740481C1C}">
+                          <a14:useLocalDpi xmlns:a14="http://schemas.microsoft.com/office/drawing/2010/main" val="0"/>
+                        </a:ext>
+                      </a:extLst>
+                    </a:blip>
+                    <a:stretch>
+                      <a:fillRect/>
+                    </a:stretch>
+                  </pic:blipFill>
+                  <pic:spPr>
+                    <a:xfrm>
+                      <a:off x="0" y="0"/>
+                      <a:ext cx="285790" cy="219106"/>
+                    </a:xfrm>
+                    <a:prstGeom prst="rect">
+                      <a:avLst/>
+                    </a:prstGeom>
+                  </pic:spPr>
+                </pic:pic>
+              </a:graphicData>
+            </a:graphic>
+          </wp:inline>
+        </w:drawing>
+      </w:r>
+      <w:r>
+        <w:rPr>
+          <w:rFonts w:cs="Times New Roman"/>
+        </w:rPr>
         <w:t xml:space="preserve"> Association icon to associate .</w:t>
       </w:r>
       <w:proofErr w:type="spellStart"/>
@@ -4803,7 +4828,7 @@
                     <pic:cNvPicPr/>
                   </pic:nvPicPr>
                   <pic:blipFill>
-                    <a:blip r:embed="rId23">
+                    <a:blip r:embed="rId24">
                       <a:extLst>
                         <a:ext uri="{28A0092B-C50C-407E-A947-70E740481C1C}">
                           <a14:useLocalDpi xmlns:a14="http://schemas.microsoft.com/office/drawing/2010/main" val="0"/>
@@ -4997,6 +5022,7 @@
         <w:rPr>
           <w:rFonts w:cs="Times New Roman"/>
         </w:rPr>
+        <w:lastRenderedPageBreak/>
         <w:t xml:space="preserve">When you restore data </w:t>
       </w:r>
       <w:r>
@@ -5304,7 +5330,7 @@
               </w:rPr>
               <w:t xml:space="preserve"> </w:t>
             </w:r>
-            <w:hyperlink r:id="rId24" w:history="1">
+            <w:hyperlink r:id="rId25" w:history="1">
               <w:r>
                 <w:rPr>
                   <w:rStyle w:val="Hyperlink"/>
@@ -5362,7 +5388,7 @@
               </w:rPr>
               <w:t xml:space="preserve"> </w:t>
             </w:r>
-            <w:hyperlink r:id="rId25" w:tgtFrame="_blank" w:history="1">
+            <w:hyperlink r:id="rId26" w:tgtFrame="_blank" w:history="1">
               <w:r>
                 <w:rPr>
                   <w:rStyle w:val="Hyperlink"/>
@@ -5414,7 +5440,7 @@
               </w:rPr>
               <w:t>:</w:t>
             </w:r>
-            <w:hyperlink r:id="rId26" w:tgtFrame="_blank" w:history="1">
+            <w:hyperlink r:id="rId27" w:tgtFrame="_blank" w:history="1">
               <w:r>
                 <w:rPr>
                   <w:rStyle w:val="Hyperlink"/>
@@ -5466,7 +5492,7 @@
               </w:rPr>
               <w:t>:</w:t>
             </w:r>
-            <w:hyperlink r:id="rId27" w:tgtFrame="_blank" w:history="1">
+            <w:hyperlink r:id="rId28" w:tgtFrame="_blank" w:history="1">
               <w:r>
                 <w:rPr>
                   <w:rStyle w:val="Hyperlink"/>
@@ -5495,7 +5521,6 @@
           <w:noProof/>
           <w:lang w:bidi="ar-SA"/>
         </w:rPr>
-        <w:lastRenderedPageBreak/>
         <w:drawing>
           <wp:inline distT="0" distB="0" distL="0" distR="0">
             <wp:extent cx="900113" cy="900113"/>
@@ -5514,7 +5539,7 @@
                     <pic:cNvPicPr/>
                   </pic:nvPicPr>
                   <pic:blipFill>
-                    <a:blip r:embed="rId28"/>
+                    <a:blip r:embed="rId29"/>
                     <a:stretch>
                       <a:fillRect/>
                     </a:stretch>
@@ -9167,7 +9192,7 @@
 </file>
 
 <file path=customXml/itemProps1.xml><?xml version="1.0" encoding="utf-8"?>
-<ds:datastoreItem xmlns:ds="http://schemas.openxmlformats.org/officeDocument/2006/customXml" ds:itemID="{88E61836-5943-40EC-82F1-4C2671E5C0FC}">
+<ds:datastoreItem xmlns:ds="http://schemas.openxmlformats.org/officeDocument/2006/customXml" ds:itemID="{FD593F91-09E1-40CE-9FC3-085426E3226D}">
   <ds:schemaRefs>
     <ds:schemaRef ds:uri="http://schemas.openxmlformats.org/officeDocument/2006/bibliography"/>
   </ds:schemaRefs>
